--- a/phoebechar/canoeing/clinton/module/Clinton_Graphing_Manipulation.docx
+++ b/phoebechar/canoeing/clinton/module/Clinton_Graphing_Manipulation.docx
@@ -1,93 +1,107 @@
 
 <file path=word/document.xml><?xml version="1.0" encoding="utf-8"?>
-<w:document xmlns:mc="http://schemas.openxmlformats.org/markup-compatibility/2006" xmlns:o="urn:schemas-microsoft-com:office:office" xmlns:r="http://schemas.openxmlformats.org/officeDocument/2006/relationships" xmlns:m="http://schemas.openxmlformats.org/officeDocument/2006/math" xmlns:v="urn:schemas-microsoft-com:vml" xmlns:wp="http://schemas.openxmlformats.org/drawingml/2006/wordprocessingDrawing" xmlns:w10="urn:schemas-microsoft-com:office:word" xmlns:w="http://schemas.openxmlformats.org/wordprocessingml/2006/main" xmlns:wne="http://schemas.microsoft.com/office/word/2006/wordml" xmlns:sl="http://schemas.openxmlformats.org/schemaLibrary/2006/main" xmlns:a="http://schemas.openxmlformats.org/drawingml/2006/main" xmlns:pic="http://schemas.openxmlformats.org/drawingml/2006/picture" xmlns:c="http://schemas.openxmlformats.org/drawingml/2006/chart" xmlns:lc="http://schemas.openxmlformats.org/drawingml/2006/lockedCanvas" xmlns:dgm="http://schemas.openxmlformats.org/drawingml/2006/diagram" xmlns:wps="http://schemas.microsoft.com/office/word/2010/wordprocessingShape" xmlns:wpg="http://schemas.microsoft.com/office/word/2010/wordprocessingGroup" xmlns:w14="http://schemas.microsoft.com/office/word/2010/wordml" xmlns:w15="http://schemas.microsoft.com/office/word/2012/wordml" xmlns:w16="http://schemas.microsoft.com/office/word/2018/wordml" xmlns:w16cex="http://schemas.microsoft.com/office/word/2018/wordml/cex" xmlns:w16cid="http://schemas.microsoft.com/office/word/2016/wordml/cid" xmlns="http://schemas.microsoft.com/office/tasks/2019/documenttasks" xmlns:cr="http://schemas.microsoft.com/office/comments/2020/reactions">
+<w:document xmlns:wpc="http://schemas.microsoft.com/office/word/2010/wordprocessingCanvas" xmlns:cx="http://schemas.microsoft.com/office/drawing/2014/chartex" xmlns:cx1="http://schemas.microsoft.com/office/drawing/2015/9/8/chartex" xmlns:mc="http://schemas.openxmlformats.org/markup-compatibility/2006" xmlns:o="urn:schemas-microsoft-com:office:office" xmlns:r="http://schemas.openxmlformats.org/officeDocument/2006/relationships" xmlns:m="http://schemas.openxmlformats.org/officeDocument/2006/math" xmlns:v="urn:schemas-microsoft-com:vml" xmlns:wp14="http://schemas.microsoft.com/office/word/2010/wordprocessingDrawing" xmlns:wp="http://schemas.openxmlformats.org/drawingml/2006/wordprocessingDrawing" xmlns:w10="urn:schemas-microsoft-com:office:word" xmlns:w="http://schemas.openxmlformats.org/wordprocessingml/2006/main" xmlns:w14="http://schemas.microsoft.com/office/word/2010/wordml" xmlns:w15="http://schemas.microsoft.com/office/word/2012/wordml" xmlns:w16se="http://schemas.microsoft.com/office/word/2015/wordml/symex" xmlns:wpg="http://schemas.microsoft.com/office/word/2010/wordprocessingGroup" xmlns:wpi="http://schemas.microsoft.com/office/word/2010/wordprocessingInk" xmlns:wne="http://schemas.microsoft.com/office/word/2006/wordml" xmlns:wps="http://schemas.microsoft.com/office/word/2010/wordprocessingShape" mc:Ignorable="w14 w15 w16se wp14">
   <w:body>
     <w:p>
       <w:pPr>
-        <w:spacing w:after="0" w:before="0" w:line="276" w:lineRule="auto"/>
         <w:jc w:val="center"/>
         <w:rPr>
-          <w:rFonts w:ascii="Calibri" w:cs="Calibri" w:eastAsia="Calibri" w:hAnsi="Calibri"/>
+          <w:rFonts w:ascii="Calibri" w:eastAsia="Calibri" w:hAnsi="Calibri" w:cs="Calibri"/>
           <w:sz w:val="26"/>
           <w:szCs w:val="26"/>
         </w:rPr>
       </w:pPr>
       <w:r>
         <w:rPr>
-          <w:rFonts w:ascii="Calibri" w:cs="Calibri" w:eastAsia="Calibri" w:hAnsi="Calibri"/>
-          <w:b w:val="1"/>
+          <w:rFonts w:ascii="Calibri" w:eastAsia="Calibri" w:hAnsi="Calibri" w:cs="Calibri"/>
+          <w:b/>
           <w:sz w:val="26"/>
           <w:szCs w:val="26"/>
-          <w:rtl w:val="0"/>
-        </w:rPr>
-        <w:t xml:space="preserve">Data Visualization and Manipulation: The General Clinton Canoe Regatta</w:t>
-      </w:r>
-      <w:r>
-        <w:rPr>
-          <w:rtl w:val="0"/>
-        </w:rPr>
-      </w:r>
-    </w:p>
-    <w:p>
-      <w:pPr>
-        <w:spacing w:after="0" w:before="0" w:line="276" w:lineRule="auto"/>
+        </w:rPr>
+        <w:t>Data Visualization and Manipulation: The General Clinton Canoe Regatta</w:t>
+      </w:r>
+    </w:p>
+    <w:p>
+      <w:pPr>
         <w:ind w:firstLine="720"/>
         <w:rPr>
-          <w:rFonts w:ascii="Calibri" w:cs="Calibri" w:eastAsia="Calibri" w:hAnsi="Calibri"/>
-          <w:sz w:val="24"/>
-          <w:szCs w:val="24"/>
-        </w:rPr>
-      </w:pPr>
-      <w:r>
-        <w:rPr>
-          <w:rFonts w:ascii="Calibri" w:cs="Calibri" w:eastAsia="Calibri" w:hAnsi="Calibri"/>
-          <w:sz w:val="24"/>
-          <w:szCs w:val="24"/>
-          <w:rtl w:val="0"/>
-        </w:rPr>
-        <w:t xml:space="preserve">Downriver racing is a sport where competitors take their watercraft (usually a canoe, kayak, or stand-up paddle board) down a race course in competition with other paddlers. The General Clinton Canoe Regatta (nicknamed "the 70-miler") is a prominent race in the sport that has been running since the 1960s. The race is a 63 mile course down the Susquehanna River in New York (from Cooperstown to Bainbridge). Paddlers compete against each other to achieve the fastest time in their class, with the fastest boats finishing about 7-8 hours after they start. Completing this race is an impressive feat, and this combined with the race’s fame means there is usually high attendance. However, unlike most races, where the turnout is mostly recreational paddlers, the difficulty of this race means that most paddlers at the General Clinton are pros. This phenomenon has interesting impacts on data from the race.</w:t>
-      </w:r>
-    </w:p>
-    <w:p>
-      <w:pPr>
-        <w:spacing w:after="0" w:before="0" w:line="276" w:lineRule="auto"/>
+          <w:rFonts w:ascii="Calibri" w:eastAsia="Calibri" w:hAnsi="Calibri" w:cs="Calibri"/>
+          <w:sz w:val="24"/>
+          <w:szCs w:val="24"/>
+        </w:rPr>
+      </w:pPr>
+      <w:r>
+        <w:rPr>
+          <w:rFonts w:ascii="Calibri" w:eastAsia="Calibri" w:hAnsi="Calibri" w:cs="Calibri"/>
+          <w:sz w:val="24"/>
+          <w:szCs w:val="24"/>
+        </w:rPr>
+        <w:t>Downriver racing is a sport where competitors take their watercraft (usually a canoe, kayak, or stand-up paddle board) down a race course in competition with other paddlers. The General Clinton Canoe Regatta (nicknamed "the 70-miler") is a prominent race i</w:t>
+      </w:r>
+      <w:r>
+        <w:rPr>
+          <w:rFonts w:ascii="Calibri" w:eastAsia="Calibri" w:hAnsi="Calibri" w:cs="Calibri"/>
+          <w:sz w:val="24"/>
+          <w:szCs w:val="24"/>
+        </w:rPr>
+        <w:t xml:space="preserve">n the sport that has been running since the 1960s. The race is a 63 mile course down the Susquehanna River in New York (from Cooperstown to Bainbridge). Paddlers compete against each other to achieve the fastest time in their class, with the fastest boats </w:t>
+      </w:r>
+      <w:r>
+        <w:rPr>
+          <w:rFonts w:ascii="Calibri" w:eastAsia="Calibri" w:hAnsi="Calibri" w:cs="Calibri"/>
+          <w:sz w:val="24"/>
+          <w:szCs w:val="24"/>
+        </w:rPr>
+        <w:t>finishing about 7-8 hours after they start. Completing this race is an impressive feat, and this combined with the race’s fame means there is usually high attendance. However, unlike most races, where the turnout is mostly recreational paddlers, the diffic</w:t>
+      </w:r>
+      <w:r>
+        <w:rPr>
+          <w:rFonts w:ascii="Calibri" w:eastAsia="Calibri" w:hAnsi="Calibri" w:cs="Calibri"/>
+          <w:sz w:val="24"/>
+          <w:szCs w:val="24"/>
+        </w:rPr>
+        <w:t>ulty of this race means that most paddlers at the General Clinton are pros. This phenomenon has interesting impacts on data from the race.</w:t>
+      </w:r>
+    </w:p>
+    <w:p>
+      <w:pPr>
         <w:ind w:firstLine="720"/>
         <w:rPr>
-          <w:rFonts w:ascii="Calibri" w:cs="Calibri" w:eastAsia="Calibri" w:hAnsi="Calibri"/>
-          <w:sz w:val="24"/>
-          <w:szCs w:val="24"/>
-        </w:rPr>
-      </w:pPr>
-      <w:r>
-        <w:rPr>
-          <w:rFonts w:ascii="Calibri" w:cs="Calibri" w:eastAsia="Calibri" w:hAnsi="Calibri"/>
-          <w:sz w:val="24"/>
-          <w:szCs w:val="24"/>
-          <w:rtl w:val="0"/>
-        </w:rPr>
-        <w:t xml:space="preserve">Each row in this data set represents a specific paddler from a year of the Clinton (so if a boat has more than one paddler, its time and bib number will appear in the same number of rows as there were people in the boat). This data set contains results from 2014-2025 (excluding 2020 and 2021, when the race was cancelled due to the Covid-19 Pandemic).</w:t>
-      </w:r>
-    </w:p>
-    <w:p>
-      <w:pPr>
-        <w:spacing w:after="0" w:before="0" w:line="276" w:lineRule="auto"/>
-        <w:ind w:left="0" w:firstLine="0"/>
-        <w:rPr>
-          <w:rFonts w:ascii="Calibri" w:cs="Calibri" w:eastAsia="Calibri" w:hAnsi="Calibri"/>
+          <w:rFonts w:ascii="Calibri" w:eastAsia="Calibri" w:hAnsi="Calibri" w:cs="Calibri"/>
+          <w:sz w:val="24"/>
+          <w:szCs w:val="24"/>
+        </w:rPr>
+      </w:pPr>
+      <w:r>
+        <w:rPr>
+          <w:rFonts w:ascii="Calibri" w:eastAsia="Calibri" w:hAnsi="Calibri" w:cs="Calibri"/>
+          <w:sz w:val="24"/>
+          <w:szCs w:val="24"/>
+        </w:rPr>
+        <w:t>Each row in this data set represents a specific paddler from a year of the Clinton (so if a boat has more than one pa</w:t>
+      </w:r>
+      <w:r>
+        <w:rPr>
+          <w:rFonts w:ascii="Calibri" w:eastAsia="Calibri" w:hAnsi="Calibri" w:cs="Calibri"/>
+          <w:sz w:val="24"/>
+          <w:szCs w:val="24"/>
+        </w:rPr>
+        <w:t>ddler, its time and bib number will appear in the same number of rows as there were people in the boat). This data set contains results from 2014-2025 (excluding 2020 and 2021, when the race was cancelled due to the Covid-19 Pandemic).</w:t>
+      </w:r>
+    </w:p>
+    <w:p>
+      <w:pPr>
+        <w:rPr>
+          <w:rFonts w:ascii="Calibri" w:eastAsia="Calibri" w:hAnsi="Calibri" w:cs="Calibri"/>
           <w:sz w:val="26"/>
           <w:szCs w:val="26"/>
           <w:u w:val="single"/>
         </w:rPr>
       </w:pPr>
       <w:r>
-        <w:pict>
-          <v:rect style="width:0.0pt;height:1.5pt" o:hr="t" o:hrstd="t" o:hralign="center" fillcolor="#A0A0A0" stroked="f"/>
+        <w:pict w14:anchorId="4A11D7FC">
+          <v:rect id="_x0000_i1025" style="width:0;height:1.5pt" o:hralign="center" o:hrstd="t" o:hr="t" fillcolor="#a0a0a0" stroked="f"/>
         </w:pict>
-      </w:r>
-      <w:r>
-        <w:rPr>
-          <w:rtl w:val="0"/>
-        </w:rPr>
       </w:r>
     </w:p>
     <w:p>
@@ -96,23 +110,46 @@
           <w:ilvl w:val="0"/>
           <w:numId w:val="2"/>
         </w:numPr>
-        <w:spacing w:after="200" w:lineRule="auto"/>
-        <w:ind w:left="720" w:hanging="360"/>
-        <w:rPr>
-          <w:rFonts w:ascii="Calibri" w:cs="Calibri" w:eastAsia="Calibri" w:hAnsi="Calibri"/>
-          <w:sz w:val="24"/>
-          <w:szCs w:val="24"/>
-          <w:u w:val="none"/>
-        </w:rPr>
-      </w:pPr>
-      <w:r>
-        <w:rPr>
-          <w:rFonts w:ascii="Calibri" w:cs="Calibri" w:eastAsia="Calibri" w:hAnsi="Calibri"/>
-          <w:sz w:val="24"/>
-          <w:szCs w:val="24"/>
-          <w:rtl w:val="0"/>
-        </w:rPr>
-        <w:t xml:space="preserve">For ease of understanding, modify the data set so the first columns are `displayName` and `bib` number. The order after that does not matter.</w:t>
+        <w:spacing w:after="200"/>
+        <w:rPr>
+          <w:rFonts w:ascii="Calibri" w:eastAsia="Calibri" w:hAnsi="Calibri" w:cs="Calibri"/>
+          <w:sz w:val="24"/>
+          <w:szCs w:val="24"/>
+        </w:rPr>
+      </w:pPr>
+      <w:r>
+        <w:rPr>
+          <w:rFonts w:ascii="Calibri" w:eastAsia="Calibri" w:hAnsi="Calibri" w:cs="Calibri"/>
+          <w:sz w:val="24"/>
+          <w:szCs w:val="24"/>
+        </w:rPr>
+        <w:t>For ease of unders</w:t>
+      </w:r>
+      <w:r>
+        <w:rPr>
+          <w:rFonts w:ascii="Calibri" w:eastAsia="Calibri" w:hAnsi="Calibri" w:cs="Calibri"/>
+          <w:sz w:val="24"/>
+          <w:szCs w:val="24"/>
+        </w:rPr>
+        <w:t>tanding, modify the data set so the first columns are `</w:t>
+      </w:r>
+      <w:proofErr w:type="spellStart"/>
+      <w:r>
+        <w:rPr>
+          <w:rFonts w:ascii="Calibri" w:eastAsia="Calibri" w:hAnsi="Calibri" w:cs="Calibri"/>
+          <w:sz w:val="24"/>
+          <w:szCs w:val="24"/>
+        </w:rPr>
+        <w:t>displayName</w:t>
+      </w:r>
+      <w:proofErr w:type="spellEnd"/>
+      <w:r>
+        <w:rPr>
+          <w:rFonts w:ascii="Calibri" w:eastAsia="Calibri" w:hAnsi="Calibri" w:cs="Calibri"/>
+          <w:sz w:val="24"/>
+          <w:szCs w:val="24"/>
+        </w:rPr>
+        <w:t>` and `bib` number. The order after that does not matter.</w:t>
       </w:r>
     </w:p>
     <w:p>
@@ -121,23 +158,28 @@
           <w:ilvl w:val="0"/>
           <w:numId w:val="2"/>
         </w:numPr>
-        <w:spacing w:after="200" w:before="0" w:lineRule="auto"/>
-        <w:ind w:left="720" w:hanging="360"/>
-        <w:rPr>
-          <w:rFonts w:ascii="Calibri" w:cs="Calibri" w:eastAsia="Calibri" w:hAnsi="Calibri"/>
-          <w:sz w:val="24"/>
-          <w:szCs w:val="24"/>
-          <w:u w:val="none"/>
-        </w:rPr>
-      </w:pPr>
-      <w:r>
-        <w:rPr>
-          <w:rFonts w:ascii="Calibri" w:cs="Calibri" w:eastAsia="Calibri" w:hAnsi="Calibri"/>
-          <w:sz w:val="24"/>
-          <w:szCs w:val="24"/>
-          <w:rtl w:val="0"/>
-        </w:rPr>
-        <w:t xml:space="preserve">Using the fact that each bib number is only assigned to one boat per year, modify the data set to only include each boat/team once (rather than including each racer in a boat/team)</w:t>
+        <w:spacing w:after="200"/>
+        <w:rPr>
+          <w:rFonts w:ascii="Calibri" w:eastAsia="Calibri" w:hAnsi="Calibri" w:cs="Calibri"/>
+          <w:sz w:val="24"/>
+          <w:szCs w:val="24"/>
+        </w:rPr>
+      </w:pPr>
+      <w:r>
+        <w:rPr>
+          <w:rFonts w:ascii="Calibri" w:eastAsia="Calibri" w:hAnsi="Calibri" w:cs="Calibri"/>
+          <w:sz w:val="24"/>
+          <w:szCs w:val="24"/>
+        </w:rPr>
+        <w:t>Using the fact that each bib number is only assigned to one boat per year, modify the data set to only include each boat/team once (</w:t>
+      </w:r>
+      <w:r>
+        <w:rPr>
+          <w:rFonts w:ascii="Calibri" w:eastAsia="Calibri" w:hAnsi="Calibri" w:cs="Calibri"/>
+          <w:sz w:val="24"/>
+          <w:szCs w:val="24"/>
+        </w:rPr>
+        <w:t>rather than including each racer in a boat/team)</w:t>
       </w:r>
     </w:p>
     <w:p>
@@ -146,42 +188,38 @@
           <w:ilvl w:val="0"/>
           <w:numId w:val="2"/>
         </w:numPr>
-        <w:ind w:left="720" w:hanging="360"/>
-        <w:rPr>
-          <w:rFonts w:ascii="Calibri" w:cs="Calibri" w:eastAsia="Calibri" w:hAnsi="Calibri"/>
-          <w:sz w:val="24"/>
-          <w:szCs w:val="24"/>
-          <w:u w:val="none"/>
-        </w:rPr>
-      </w:pPr>
-      <w:r>
-        <w:rPr>
-          <w:rFonts w:ascii="Calibri" w:cs="Calibri" w:eastAsia="Calibri" w:hAnsi="Calibri"/>
-          <w:sz w:val="24"/>
-          <w:szCs w:val="24"/>
-          <w:rtl w:val="0"/>
-        </w:rPr>
-        <w:t xml:space="preserve">Make a horizontal bar graph comparing counts of the different classes.</w:t>
-      </w:r>
-    </w:p>
-    <w:p>
-      <w:pPr>
-        <w:spacing w:after="200" w:lineRule="auto"/>
+        <w:rPr>
+          <w:rFonts w:ascii="Calibri" w:eastAsia="Calibri" w:hAnsi="Calibri" w:cs="Calibri"/>
+          <w:sz w:val="24"/>
+          <w:szCs w:val="24"/>
+        </w:rPr>
+      </w:pPr>
+      <w:r>
+        <w:rPr>
+          <w:rFonts w:ascii="Calibri" w:eastAsia="Calibri" w:hAnsi="Calibri" w:cs="Calibri"/>
+          <w:sz w:val="24"/>
+          <w:szCs w:val="24"/>
+        </w:rPr>
+        <w:t>Make a horizontal bar graph comparing counts of the different classes.</w:t>
+      </w:r>
+    </w:p>
+    <w:p>
+      <w:pPr>
+        <w:spacing w:after="200"/>
         <w:ind w:left="720" w:firstLine="720"/>
         <w:rPr>
-          <w:rFonts w:ascii="Calibri" w:cs="Calibri" w:eastAsia="Calibri" w:hAnsi="Calibri"/>
-          <w:sz w:val="24"/>
-          <w:szCs w:val="24"/>
-        </w:rPr>
-      </w:pPr>
-      <w:r>
-        <w:rPr>
-          <w:rFonts w:ascii="Calibri" w:cs="Calibri" w:eastAsia="Calibri" w:hAnsi="Calibri"/>
-          <w:sz w:val="24"/>
-          <w:szCs w:val="24"/>
-          <w:rtl w:val="0"/>
-        </w:rPr>
-        <w:t xml:space="preserve">3.1. Change the color and fill of the bars to any combination you like.</w:t>
+          <w:rFonts w:ascii="Calibri" w:eastAsia="Calibri" w:hAnsi="Calibri" w:cs="Calibri"/>
+          <w:sz w:val="24"/>
+          <w:szCs w:val="24"/>
+        </w:rPr>
+      </w:pPr>
+      <w:r>
+        <w:rPr>
+          <w:rFonts w:ascii="Calibri" w:eastAsia="Calibri" w:hAnsi="Calibri" w:cs="Calibri"/>
+          <w:sz w:val="24"/>
+          <w:szCs w:val="24"/>
+        </w:rPr>
+        <w:t>3.1. Change the color and fill of the bars to any combination you like.</w:t>
       </w:r>
     </w:p>
     <w:p>
@@ -190,23 +228,54 @@
           <w:ilvl w:val="0"/>
           <w:numId w:val="2"/>
         </w:numPr>
-        <w:spacing w:after="200" w:lineRule="auto"/>
-        <w:ind w:left="720" w:hanging="360"/>
-        <w:rPr>
-          <w:rFonts w:ascii="Calibri" w:cs="Calibri" w:eastAsia="Calibri" w:hAnsi="Calibri"/>
-          <w:sz w:val="24"/>
-          <w:szCs w:val="24"/>
-          <w:u w:val="none"/>
-        </w:rPr>
-      </w:pPr>
-      <w:r>
-        <w:rPr>
-          <w:rFonts w:ascii="Calibri" w:cs="Calibri" w:eastAsia="Calibri" w:hAnsi="Calibri"/>
-          <w:sz w:val="24"/>
-          <w:szCs w:val="24"/>
-          <w:rtl w:val="0"/>
-        </w:rPr>
-        <w:t xml:space="preserve">From 2014-2019, the Clinton tracked teams who registered but did not start or did not finish the race by marking them as DNS or DNF, which is entered under 'status' in the data. Modify the data set to only include teams with an NA under 'status'.</w:t>
+        <w:spacing w:after="200"/>
+        <w:rPr>
+          <w:rFonts w:ascii="Calibri" w:eastAsia="Calibri" w:hAnsi="Calibri" w:cs="Calibri"/>
+          <w:sz w:val="24"/>
+          <w:szCs w:val="24"/>
+        </w:rPr>
+      </w:pPr>
+      <w:r>
+        <w:rPr>
+          <w:rFonts w:ascii="Calibri" w:eastAsia="Calibri" w:hAnsi="Calibri" w:cs="Calibri"/>
+          <w:sz w:val="24"/>
+          <w:szCs w:val="24"/>
+        </w:rPr>
+        <w:t>From 2014-2019, the Clinton tracked teams who registered but did</w:t>
+      </w:r>
+      <w:r>
+        <w:rPr>
+          <w:rFonts w:ascii="Calibri" w:eastAsia="Calibri" w:hAnsi="Calibri" w:cs="Calibri"/>
+          <w:sz w:val="24"/>
+          <w:szCs w:val="24"/>
+        </w:rPr>
+        <w:t xml:space="preserve"> not start or did not finish the race by marking them as DNS or DNF, which is entered under 'status' in the data.</w:t>
+      </w:r>
+      <w:r>
+        <w:rPr>
+          <w:rFonts w:ascii="Calibri" w:eastAsia="Calibri" w:hAnsi="Calibri" w:cs="Calibri"/>
+          <w:sz w:val="24"/>
+          <w:szCs w:val="24"/>
+        </w:rPr>
+        <w:t xml:space="preserve"> All teams that completed the race were given an NA for this variable. </w:t>
+      </w:r>
+      <w:r>
+        <w:rPr>
+          <w:rFonts w:ascii="Calibri" w:eastAsia="Calibri" w:hAnsi="Calibri" w:cs="Calibri"/>
+          <w:sz w:val="24"/>
+          <w:szCs w:val="24"/>
+        </w:rPr>
+        <w:t>Modi</w:t>
+      </w:r>
+      <w:bookmarkStart w:id="0" w:name="_GoBack"/>
+      <w:bookmarkEnd w:id="0"/>
+      <w:r>
+        <w:rPr>
+          <w:rFonts w:ascii="Calibri" w:eastAsia="Calibri" w:hAnsi="Calibri" w:cs="Calibri"/>
+          <w:sz w:val="24"/>
+          <w:szCs w:val="24"/>
+        </w:rPr>
+        <w:t>fy the data set to only include teams with an NA under 'status'.</w:t>
       </w:r>
     </w:p>
     <w:p>
@@ -215,103 +284,72 @@
           <w:ilvl w:val="0"/>
           <w:numId w:val="2"/>
         </w:numPr>
-        <w:spacing w:after="200" w:before="0" w:lineRule="auto"/>
-        <w:ind w:left="720" w:hanging="360"/>
-        <w:rPr>
-          <w:rFonts w:ascii="Calibri" w:cs="Calibri" w:eastAsia="Calibri" w:hAnsi="Calibri"/>
-          <w:sz w:val="24"/>
-          <w:szCs w:val="24"/>
-          <w:u w:val="none"/>
-        </w:rPr>
-      </w:pPr>
-      <w:r>
-        <w:rPr>
-          <w:rFonts w:ascii="Calibri" w:cs="Calibri" w:eastAsia="Calibri" w:hAnsi="Calibri"/>
-          <w:sz w:val="24"/>
-          <w:szCs w:val="24"/>
-          <w:rtl w:val="0"/>
-        </w:rPr>
-        <w:t xml:space="preserve">Make a histogram showing the distribution of times.</w:t>
-      </w:r>
-    </w:p>
-    <w:p>
-      <w:pPr>
-        <w:numPr>
-          <w:ilvl w:val="0"/>
-          <w:numId w:val="2"/>
-        </w:numPr>
-        <w:ind w:left="720" w:hanging="360"/>
-        <w:rPr>
-          <w:rFonts w:ascii="Calibri" w:cs="Calibri" w:eastAsia="Calibri" w:hAnsi="Calibri"/>
-          <w:sz w:val="24"/>
-          <w:szCs w:val="24"/>
-          <w:u w:val="none"/>
-        </w:rPr>
-      </w:pPr>
-      <w:r>
-        <w:rPr>
-          <w:rFonts w:ascii="Calibri" w:cs="Calibri" w:eastAsia="Calibri" w:hAnsi="Calibri"/>
-          <w:sz w:val="24"/>
-          <w:szCs w:val="24"/>
-          <w:rtl w:val="0"/>
-        </w:rPr>
-        <w:t xml:space="preserve">We can see a very short bar at time = 0 (which is obviously impossible), indicating one boat with an unrecorded time slipped through our earlier filtering. Filter this boat out and remake the histogram.</w:t>
-      </w:r>
-    </w:p>
-    <w:p>
-      <w:pPr>
-        <w:spacing w:after="200" w:lineRule="auto"/>
+        <w:spacing w:after="200"/>
+        <w:rPr>
+          <w:rFonts w:ascii="Calibri" w:eastAsia="Calibri" w:hAnsi="Calibri" w:cs="Calibri"/>
+          <w:sz w:val="24"/>
+          <w:szCs w:val="24"/>
+        </w:rPr>
+      </w:pPr>
+      <w:r>
+        <w:rPr>
+          <w:rFonts w:ascii="Calibri" w:eastAsia="Calibri" w:hAnsi="Calibri" w:cs="Calibri"/>
+          <w:sz w:val="24"/>
+          <w:szCs w:val="24"/>
+        </w:rPr>
+        <w:t>Make a histogram showing the distribution of times.</w:t>
+      </w:r>
+    </w:p>
+    <w:p>
+      <w:pPr>
+        <w:spacing w:after="200"/>
         <w:ind w:left="720" w:firstLine="720"/>
         <w:rPr>
-          <w:rFonts w:ascii="Calibri" w:cs="Calibri" w:eastAsia="Calibri" w:hAnsi="Calibri"/>
-          <w:sz w:val="24"/>
-          <w:szCs w:val="24"/>
-        </w:rPr>
-      </w:pPr>
-      <w:r>
-        <w:rPr>
-          <w:rFonts w:ascii="Calibri" w:cs="Calibri" w:eastAsia="Calibri" w:hAnsi="Calibri"/>
-          <w:sz w:val="24"/>
-          <w:szCs w:val="24"/>
-          <w:rtl w:val="0"/>
-        </w:rPr>
-        <w:t xml:space="preserve">6.1. Change the number of bins (test out a few options!)</w:t>
-      </w:r>
-    </w:p>
-    <w:p>
-      <w:pPr>
-        <w:spacing w:after="200" w:lineRule="auto"/>
-        <w:ind w:left="720" w:firstLine="720"/>
-        <w:rPr>
-          <w:rFonts w:ascii="Calibri" w:cs="Calibri" w:eastAsia="Calibri" w:hAnsi="Calibri"/>
-          <w:sz w:val="24"/>
-          <w:szCs w:val="24"/>
-        </w:rPr>
-      </w:pPr>
-      <w:r>
-        <w:rPr>
-          <w:rtl w:val="0"/>
-        </w:rPr>
-      </w:r>
-    </w:p>
-    <w:p>
-      <w:pPr>
-        <w:spacing w:after="0" w:lineRule="auto"/>
-        <w:ind w:left="0" w:firstLine="0"/>
-        <w:rPr>
-          <w:rFonts w:ascii="Calibri" w:cs="Calibri" w:eastAsia="Calibri" w:hAnsi="Calibri"/>
-          <w:sz w:val="24"/>
-          <w:szCs w:val="24"/>
-        </w:rPr>
-      </w:pPr>
-      <w:r>
-        <w:rPr>
-          <w:rFonts w:ascii="Calibri" w:cs="Calibri" w:eastAsia="Calibri" w:hAnsi="Calibri"/>
-          <w:sz w:val="24"/>
-          <w:szCs w:val="24"/>
-          <w:rtl w:val="0"/>
-        </w:rPr>
-        <w:t xml:space="preserve">Four common classes at the Clinton are oc2pro, oc2rec, oc2stock, and oc2cruiser. These classes are all tandem (2 person) canoes of various types. Depending on the class, there are different specs the boats are expected to be within.</w:t>
+          <w:rFonts w:ascii="Calibri" w:eastAsia="Calibri" w:hAnsi="Calibri" w:cs="Calibri"/>
+          <w:sz w:val="24"/>
+          <w:szCs w:val="24"/>
+        </w:rPr>
+      </w:pPr>
+      <w:r>
+        <w:rPr>
+          <w:rFonts w:ascii="Calibri" w:eastAsia="Calibri" w:hAnsi="Calibri" w:cs="Calibri"/>
+          <w:sz w:val="24"/>
+          <w:szCs w:val="24"/>
+        </w:rPr>
+        <w:t>5</w:t>
+      </w:r>
+      <w:r>
+        <w:rPr>
+          <w:rFonts w:ascii="Calibri" w:eastAsia="Calibri" w:hAnsi="Calibri" w:cs="Calibri"/>
+          <w:sz w:val="24"/>
+          <w:szCs w:val="24"/>
+        </w:rPr>
+        <w:t>.1. Change the number of bins (test out a few options!)</w:t>
+      </w:r>
+    </w:p>
+    <w:p>
+      <w:pPr>
+        <w:rPr>
+          <w:rFonts w:ascii="Calibri" w:eastAsia="Calibri" w:hAnsi="Calibri" w:cs="Calibri"/>
+          <w:sz w:val="24"/>
+          <w:szCs w:val="24"/>
+        </w:rPr>
+      </w:pPr>
+      <w:r>
+        <w:rPr>
+          <w:rFonts w:ascii="Calibri" w:eastAsia="Calibri" w:hAnsi="Calibri" w:cs="Calibri"/>
+          <w:sz w:val="24"/>
+          <w:szCs w:val="24"/>
+        </w:rPr>
+        <w:t>Four common clas</w:t>
+      </w:r>
+      <w:r>
+        <w:rPr>
+          <w:rFonts w:ascii="Calibri" w:eastAsia="Calibri" w:hAnsi="Calibri" w:cs="Calibri"/>
+          <w:sz w:val="24"/>
+          <w:szCs w:val="24"/>
+        </w:rPr>
+        <w:t>ses at the Clinton are oc2pro, oc2rec, oc2stock, and oc2cruiser. These classes are all tandem (2 person) canoes of various types. Depending on the class, there are different specs the boats are expected to be within.</w:t>
       </w:r>
     </w:p>
     <w:p>
@@ -320,22 +358,19 @@
           <w:ilvl w:val="0"/>
           <w:numId w:val="1"/>
         </w:numPr>
-        <w:ind w:left="720" w:hanging="360"/>
-        <w:rPr>
-          <w:rFonts w:ascii="Calibri" w:cs="Calibri" w:eastAsia="Calibri" w:hAnsi="Calibri"/>
-          <w:sz w:val="24"/>
-          <w:szCs w:val="24"/>
-          <w:u w:val="none"/>
-        </w:rPr>
-      </w:pPr>
-      <w:r>
-        <w:rPr>
-          <w:rFonts w:ascii="Calibri" w:cs="Calibri" w:eastAsia="Calibri" w:hAnsi="Calibri"/>
-          <w:sz w:val="24"/>
-          <w:szCs w:val="24"/>
-          <w:rtl w:val="0"/>
-        </w:rPr>
-        <w:t xml:space="preserve">Rec boats are shortest and heaviest</w:t>
+        <w:rPr>
+          <w:rFonts w:ascii="Calibri" w:eastAsia="Calibri" w:hAnsi="Calibri" w:cs="Calibri"/>
+          <w:sz w:val="24"/>
+          <w:szCs w:val="24"/>
+        </w:rPr>
+      </w:pPr>
+      <w:r>
+        <w:rPr>
+          <w:rFonts w:ascii="Calibri" w:eastAsia="Calibri" w:hAnsi="Calibri" w:cs="Calibri"/>
+          <w:sz w:val="24"/>
+          <w:szCs w:val="24"/>
+        </w:rPr>
+        <w:t>Rec boats are shortest and heaviest</w:t>
       </w:r>
     </w:p>
     <w:p>
@@ -344,22 +379,27 @@
           <w:ilvl w:val="0"/>
           <w:numId w:val="1"/>
         </w:numPr>
-        <w:ind w:left="720" w:hanging="360"/>
-        <w:rPr>
-          <w:rFonts w:ascii="Calibri" w:cs="Calibri" w:eastAsia="Calibri" w:hAnsi="Calibri"/>
-          <w:sz w:val="24"/>
-          <w:szCs w:val="24"/>
-          <w:u w:val="none"/>
-        </w:rPr>
-      </w:pPr>
-      <w:r>
-        <w:rPr>
-          <w:rFonts w:ascii="Calibri" w:cs="Calibri" w:eastAsia="Calibri" w:hAnsi="Calibri"/>
-          <w:sz w:val="24"/>
-          <w:szCs w:val="24"/>
-          <w:rtl w:val="0"/>
-        </w:rPr>
-        <w:t xml:space="preserve">Stock boats are longer but taller/deeper</w:t>
+        <w:rPr>
+          <w:rFonts w:ascii="Calibri" w:eastAsia="Calibri" w:hAnsi="Calibri" w:cs="Calibri"/>
+          <w:sz w:val="24"/>
+          <w:szCs w:val="24"/>
+        </w:rPr>
+      </w:pPr>
+      <w:r>
+        <w:rPr>
+          <w:rFonts w:ascii="Calibri" w:eastAsia="Calibri" w:hAnsi="Calibri" w:cs="Calibri"/>
+          <w:sz w:val="24"/>
+          <w:szCs w:val="24"/>
+        </w:rPr>
+        <w:t>Sto</w:t>
+      </w:r>
+      <w:r>
+        <w:rPr>
+          <w:rFonts w:ascii="Calibri" w:eastAsia="Calibri" w:hAnsi="Calibri" w:cs="Calibri"/>
+          <w:sz w:val="24"/>
+          <w:szCs w:val="24"/>
+        </w:rPr>
+        <w:t>ck boats are longer but taller/deeper</w:t>
       </w:r>
     </w:p>
     <w:p>
@@ -368,22 +408,20 @@
           <w:ilvl w:val="0"/>
           <w:numId w:val="1"/>
         </w:numPr>
-        <w:ind w:left="720" w:hanging="360"/>
-        <w:rPr>
-          <w:rFonts w:ascii="Calibri" w:cs="Calibri" w:eastAsia="Calibri" w:hAnsi="Calibri"/>
-          <w:sz w:val="24"/>
-          <w:szCs w:val="24"/>
-          <w:u w:val="none"/>
-        </w:rPr>
-      </w:pPr>
-      <w:r>
-        <w:rPr>
-          <w:rFonts w:ascii="Calibri" w:cs="Calibri" w:eastAsia="Calibri" w:hAnsi="Calibri"/>
-          <w:sz w:val="24"/>
-          <w:szCs w:val="24"/>
-          <w:rtl w:val="0"/>
-        </w:rPr>
-        <w:t xml:space="preserve">Pro and cruising boats are long and shallow and have very few differences (the choice between the two is mostly attributed to the racer's goal with the race)</w:t>
+        <w:rPr>
+          <w:rFonts w:ascii="Calibri" w:eastAsia="Calibri" w:hAnsi="Calibri" w:cs="Calibri"/>
+          <w:sz w:val="24"/>
+          <w:szCs w:val="24"/>
+        </w:rPr>
+      </w:pPr>
+      <w:r>
+        <w:rPr>
+          <w:rFonts w:ascii="Calibri" w:eastAsia="Calibri" w:hAnsi="Calibri" w:cs="Calibri"/>
+          <w:sz w:val="24"/>
+          <w:szCs w:val="24"/>
+        </w:rPr>
+        <w:lastRenderedPageBreak/>
+        <w:t>Pro and cruising boats are long and shallow and have very few differences (the choice between the two is mostly attributed to the racer's goal with the race)</w:t>
       </w:r>
     </w:p>
     <w:p>
@@ -392,61 +430,62 @@
           <w:ilvl w:val="1"/>
           <w:numId w:val="1"/>
         </w:numPr>
-        <w:spacing w:after="200" w:lineRule="auto"/>
-        <w:ind w:left="1440" w:hanging="360"/>
-        <w:rPr>
-          <w:rFonts w:ascii="Calibri" w:cs="Calibri" w:eastAsia="Calibri" w:hAnsi="Calibri"/>
-          <w:sz w:val="24"/>
-          <w:szCs w:val="24"/>
-          <w:u w:val="none"/>
-        </w:rPr>
-      </w:pPr>
-      <w:r>
-        <w:rPr>
-          <w:rFonts w:ascii="Calibri" w:cs="Calibri" w:eastAsia="Calibri" w:hAnsi="Calibri"/>
-          <w:sz w:val="24"/>
-          <w:szCs w:val="24"/>
-          <w:rtl w:val="0"/>
+        <w:spacing w:after="200"/>
+        <w:rPr>
+          <w:rFonts w:ascii="Calibri" w:eastAsia="Calibri" w:hAnsi="Calibri" w:cs="Calibri"/>
+          <w:sz w:val="24"/>
+          <w:szCs w:val="24"/>
+        </w:rPr>
+      </w:pPr>
+      <w:r>
+        <w:rPr>
+          <w:rFonts w:ascii="Calibri" w:eastAsia="Calibri" w:hAnsi="Calibri" w:cs="Calibri"/>
+          <w:sz w:val="24"/>
+          <w:szCs w:val="24"/>
         </w:rPr>
         <w:t xml:space="preserve">Cruisers are more laid back than the pros. </w:t>
       </w:r>
     </w:p>
     <w:p>
       <w:pPr>
-        <w:ind w:left="0" w:firstLine="0"/>
-        <w:rPr>
-          <w:rFonts w:ascii="Calibri" w:cs="Calibri" w:eastAsia="Calibri" w:hAnsi="Calibri"/>
-          <w:sz w:val="24"/>
-          <w:szCs w:val="24"/>
-        </w:rPr>
-      </w:pPr>
-      <w:r>
-        <w:rPr>
-          <w:rFonts w:ascii="Calibri" w:cs="Calibri" w:eastAsia="Calibri" w:hAnsi="Calibri"/>
-          <w:sz w:val="24"/>
-          <w:szCs w:val="24"/>
-          <w:rtl w:val="0"/>
-        </w:rPr>
-        <w:t xml:space="preserve">The picture below shows an example of (in order) a rec, stock, and pro (or cruiser) boat.</w:t>
-      </w:r>
-    </w:p>
-    <w:p>
-      <w:pPr>
-        <w:ind w:left="0" w:firstLine="0"/>
-        <w:rPr>
-          <w:rFonts w:ascii="Calibri" w:cs="Calibri" w:eastAsia="Calibri" w:hAnsi="Calibri"/>
-          <w:sz w:val="24"/>
-          <w:szCs w:val="24"/>
-        </w:rPr>
-      </w:pPr>
-      <w:r>
-        <w:rPr>
-          <w:rtl w:val="0"/>
-        </w:rPr>
-      </w:r>
-      <w:r>
+        <w:rPr>
+          <w:rFonts w:ascii="Calibri" w:eastAsia="Calibri" w:hAnsi="Calibri" w:cs="Calibri"/>
+          <w:sz w:val="24"/>
+          <w:szCs w:val="24"/>
+        </w:rPr>
+      </w:pPr>
+      <w:r>
+        <w:rPr>
+          <w:rFonts w:ascii="Calibri" w:eastAsia="Calibri" w:hAnsi="Calibri" w:cs="Calibri"/>
+          <w:sz w:val="24"/>
+          <w:szCs w:val="24"/>
+        </w:rPr>
+        <w:t>The picture belo</w:t>
+      </w:r>
+      <w:r>
+        <w:rPr>
+          <w:rFonts w:ascii="Calibri" w:eastAsia="Calibri" w:hAnsi="Calibri" w:cs="Calibri"/>
+          <w:sz w:val="24"/>
+          <w:szCs w:val="24"/>
+        </w:rPr>
+        <w:t>w shows an example of (in order) a rec, stock, and pro (or cruiser) boat.</w:t>
+      </w:r>
+    </w:p>
+    <w:p>
+      <w:pPr>
+        <w:rPr>
+          <w:rFonts w:ascii="Calibri" w:eastAsia="Calibri" w:hAnsi="Calibri" w:cs="Calibri"/>
+          <w:sz w:val="24"/>
+          <w:szCs w:val="24"/>
+        </w:rPr>
+      </w:pPr>
+      <w:r>
+        <w:rPr>
+          <w:noProof/>
+          <w:lang w:val="en-US"/>
+        </w:rPr>
         <w:drawing>
-          <wp:anchor allowOverlap="1" behindDoc="0" distB="57150" distT="57150" distL="57150" distR="57150" hidden="0" layoutInCell="1" locked="0" relativeHeight="0" simplePos="0">
+          <wp:anchor distT="57150" distB="57150" distL="57150" distR="57150" simplePos="0" relativeHeight="251658240" behindDoc="0" locked="0" layoutInCell="1" hidden="0" allowOverlap="1">
             <wp:simplePos x="0" y="0"/>
             <wp:positionH relativeFrom="column">
               <wp:posOffset>-104774</wp:posOffset>
@@ -455,19 +494,20 @@
               <wp:posOffset>109910</wp:posOffset>
             </wp:positionV>
             <wp:extent cx="6148417" cy="2414042"/>
-            <wp:effectExtent b="0" l="0" r="0" t="0"/>
-            <wp:wrapTopAndBottom distB="57150" distT="57150"/>
+            <wp:effectExtent l="0" t="0" r="0" b="0"/>
+            <wp:wrapTopAndBottom distT="57150" distB="57150"/>
             <wp:docPr id="1" name="image1.png"/>
-            <a:graphic>
+            <wp:cNvGraphicFramePr/>
+            <a:graphic xmlns:a="http://schemas.openxmlformats.org/drawingml/2006/main">
               <a:graphicData uri="http://schemas.openxmlformats.org/drawingml/2006/picture">
-                <pic:pic>
+                <pic:pic xmlns:pic="http://schemas.openxmlformats.org/drawingml/2006/picture">
                   <pic:nvPicPr>
                     <pic:cNvPr id="0" name="image1.png"/>
                     <pic:cNvPicPr preferRelativeResize="0"/>
                   </pic:nvPicPr>
                   <pic:blipFill>
-                    <a:blip r:embed="rId6"/>
-                    <a:srcRect b="0" l="0" r="0" t="0"/>
+                    <a:blip r:embed="rId7"/>
+                    <a:srcRect/>
                     <a:stretch>
                       <a:fillRect/>
                     </a:stretch>
@@ -477,7 +517,9 @@
                       <a:off x="0" y="0"/>
                       <a:ext cx="6148417" cy="2414042"/>
                     </a:xfrm>
-                    <a:prstGeom prst="rect"/>
+                    <a:prstGeom prst="rect">
+                      <a:avLst/>
+                    </a:prstGeom>
                     <a:ln/>
                   </pic:spPr>
                 </pic:pic>
@@ -493,21 +535,18 @@
           <w:ilvl w:val="0"/>
           <w:numId w:val="2"/>
         </w:numPr>
-        <w:spacing w:after="200" w:lineRule="auto"/>
-        <w:ind w:left="720" w:hanging="360"/>
-        <w:rPr>
-          <w:rFonts w:ascii="Calibri" w:cs="Calibri" w:eastAsia="Calibri" w:hAnsi="Calibri"/>
-          <w:sz w:val="24"/>
-          <w:szCs w:val="24"/>
-          <w:u w:val="none"/>
-        </w:rPr>
-      </w:pPr>
-      <w:r>
-        <w:rPr>
-          <w:rFonts w:ascii="Calibri" w:cs="Calibri" w:eastAsia="Calibri" w:hAnsi="Calibri"/>
-          <w:sz w:val="24"/>
-          <w:szCs w:val="24"/>
-          <w:rtl w:val="0"/>
+        <w:spacing w:after="200"/>
+        <w:rPr>
+          <w:rFonts w:ascii="Calibri" w:eastAsia="Calibri" w:hAnsi="Calibri" w:cs="Calibri"/>
+          <w:sz w:val="24"/>
+          <w:szCs w:val="24"/>
+        </w:rPr>
+      </w:pPr>
+      <w:r>
+        <w:rPr>
+          <w:rFonts w:ascii="Calibri" w:eastAsia="Calibri" w:hAnsi="Calibri" w:cs="Calibri"/>
+          <w:sz w:val="24"/>
+          <w:szCs w:val="24"/>
         </w:rPr>
         <w:t xml:space="preserve"> Create a version of the data set that only includes the classes mentioned above.</w:t>
       </w:r>
@@ -518,68 +557,225 @@
           <w:ilvl w:val="0"/>
           <w:numId w:val="2"/>
         </w:numPr>
-        <w:ind w:left="720" w:hanging="360"/>
-        <w:rPr>
-          <w:rFonts w:ascii="Calibri" w:cs="Calibri" w:eastAsia="Calibri" w:hAnsi="Calibri"/>
-          <w:sz w:val="24"/>
-          <w:szCs w:val="24"/>
-          <w:u w:val="none"/>
-        </w:rPr>
-      </w:pPr>
-      <w:r>
-        <w:rPr>
-          <w:rFonts w:ascii="Calibri" w:cs="Calibri" w:eastAsia="Calibri" w:hAnsi="Calibri"/>
-          <w:sz w:val="24"/>
-          <w:szCs w:val="24"/>
-          <w:rtl w:val="0"/>
-        </w:rPr>
-        <w:t xml:space="preserve">With the new dataset, make boxplots showing time distribution for each class. What do the plots tell you?</w:t>
-      </w:r>
-    </w:p>
-    <w:p>
-      <w:pPr>
-        <w:spacing w:after="0" w:before="0" w:line="276" w:lineRule="auto"/>
-        <w:ind w:left="720" w:firstLine="0"/>
-        <w:rPr>
-          <w:rFonts w:ascii="Calibri" w:cs="Calibri" w:eastAsia="Calibri" w:hAnsi="Calibri"/>
-          <w:sz w:val="24"/>
-          <w:szCs w:val="24"/>
-        </w:rPr>
-      </w:pPr>
-      <w:r>
-        <w:rPr>
-          <w:rtl w:val="0"/>
-        </w:rPr>
-      </w:r>
+        <w:rPr>
+          <w:rFonts w:ascii="Calibri" w:eastAsia="Calibri" w:hAnsi="Calibri" w:cs="Calibri"/>
+          <w:sz w:val="24"/>
+          <w:szCs w:val="24"/>
+        </w:rPr>
+      </w:pPr>
+      <w:r>
+        <w:rPr>
+          <w:rFonts w:ascii="Calibri" w:eastAsia="Calibri" w:hAnsi="Calibri" w:cs="Calibri"/>
+          <w:sz w:val="24"/>
+          <w:szCs w:val="24"/>
+        </w:rPr>
+        <w:t>With the new dataset, make boxplots showing time distribution for each class. What do the plots te</w:t>
+      </w:r>
+      <w:r>
+        <w:rPr>
+          <w:rFonts w:ascii="Calibri" w:eastAsia="Calibri" w:hAnsi="Calibri" w:cs="Calibri"/>
+          <w:sz w:val="24"/>
+          <w:szCs w:val="24"/>
+        </w:rPr>
+        <w:t>ll you?</w:t>
+      </w:r>
+    </w:p>
+    <w:p>
+      <w:pPr>
+        <w:ind w:left="720"/>
+        <w:rPr>
+          <w:rFonts w:ascii="Calibri" w:eastAsia="Calibri" w:hAnsi="Calibri" w:cs="Calibri"/>
+          <w:sz w:val="24"/>
+          <w:szCs w:val="24"/>
+        </w:rPr>
+      </w:pPr>
     </w:p>
     <w:sectPr>
-      <w:headerReference r:id="rId7" w:type="default"/>
-      <w:pgSz w:h="15840" w:w="12240" w:orient="portrait"/>
-      <w:pgMar w:bottom="1440" w:top="1440" w:left="1440" w:right="1440" w:header="720" w:footer="720"/>
+      <w:headerReference w:type="default" r:id="rId8"/>
+      <w:pgSz w:w="12240" w:h="15840"/>
+      <w:pgMar w:top="1440" w:right="1440" w:bottom="1440" w:left="1440" w:header="720" w:footer="720" w:gutter="0"/>
       <w:pgNumType w:start="1"/>
+      <w:cols w:space="720"/>
     </w:sectPr>
   </w:body>
 </w:document>
 </file>
 
+<file path=word/endnotes.xml><?xml version="1.0" encoding="utf-8"?>
+<w:endnotes xmlns:wpc="http://schemas.microsoft.com/office/word/2010/wordprocessingCanvas" xmlns:cx="http://schemas.microsoft.com/office/drawing/2014/chartex" xmlns:cx1="http://schemas.microsoft.com/office/drawing/2015/9/8/chartex" xmlns:mc="http://schemas.openxmlformats.org/markup-compatibility/2006" xmlns:o="urn:schemas-microsoft-com:office:office" xmlns:r="http://schemas.openxmlformats.org/officeDocument/2006/relationships" xmlns:m="http://schemas.openxmlformats.org/officeDocument/2006/math" xmlns:v="urn:schemas-microsoft-com:vml" xmlns:wp14="http://schemas.microsoft.com/office/word/2010/wordprocessingDrawing" xmlns:wp="http://schemas.openxmlformats.org/drawingml/2006/wordprocessingDrawing" xmlns:w10="urn:schemas-microsoft-com:office:word" xmlns:w="http://schemas.openxmlformats.org/wordprocessingml/2006/main" xmlns:w14="http://schemas.microsoft.com/office/word/2010/wordml" xmlns:w15="http://schemas.microsoft.com/office/word/2012/wordml" xmlns:w16se="http://schemas.microsoft.com/office/word/2015/wordml/symex" xmlns:wpg="http://schemas.microsoft.com/office/word/2010/wordprocessingGroup" xmlns:wpi="http://schemas.microsoft.com/office/word/2010/wordprocessingInk" xmlns:wne="http://schemas.microsoft.com/office/word/2006/wordml" xmlns:wps="http://schemas.microsoft.com/office/word/2010/wordprocessingShape" mc:Ignorable="w14 w15 w16se wp14">
+  <w:endnote w:type="separator" w:id="-1">
+    <w:p>
+      <w:pPr>
+        <w:spacing w:line="240" w:lineRule="auto"/>
+      </w:pPr>
+      <w:r>
+        <w:separator/>
+      </w:r>
+    </w:p>
+  </w:endnote>
+  <w:endnote w:type="continuationSeparator" w:id="0">
+    <w:p>
+      <w:pPr>
+        <w:spacing w:line="240" w:lineRule="auto"/>
+      </w:pPr>
+      <w:r>
+        <w:continuationSeparator/>
+      </w:r>
+    </w:p>
+  </w:endnote>
+</w:endnotes>
+</file>
+
+<file path=word/footnotes.xml><?xml version="1.0" encoding="utf-8"?>
+<w:footnotes xmlns:wpc="http://schemas.microsoft.com/office/word/2010/wordprocessingCanvas" xmlns:cx="http://schemas.microsoft.com/office/drawing/2014/chartex" xmlns:cx1="http://schemas.microsoft.com/office/drawing/2015/9/8/chartex" xmlns:mc="http://schemas.openxmlformats.org/markup-compatibility/2006" xmlns:o="urn:schemas-microsoft-com:office:office" xmlns:r="http://schemas.openxmlformats.org/officeDocument/2006/relationships" xmlns:m="http://schemas.openxmlformats.org/officeDocument/2006/math" xmlns:v="urn:schemas-microsoft-com:vml" xmlns:wp14="http://schemas.microsoft.com/office/word/2010/wordprocessingDrawing" xmlns:wp="http://schemas.openxmlformats.org/drawingml/2006/wordprocessingDrawing" xmlns:w10="urn:schemas-microsoft-com:office:word" xmlns:w="http://schemas.openxmlformats.org/wordprocessingml/2006/main" xmlns:w14="http://schemas.microsoft.com/office/word/2010/wordml" xmlns:w15="http://schemas.microsoft.com/office/word/2012/wordml" xmlns:w16se="http://schemas.microsoft.com/office/word/2015/wordml/symex" xmlns:wpg="http://schemas.microsoft.com/office/word/2010/wordprocessingGroup" xmlns:wpi="http://schemas.microsoft.com/office/word/2010/wordprocessingInk" xmlns:wne="http://schemas.microsoft.com/office/word/2006/wordml" xmlns:wps="http://schemas.microsoft.com/office/word/2010/wordprocessingShape" mc:Ignorable="w14 w15 w16se wp14">
+  <w:footnote w:type="separator" w:id="-1">
+    <w:p>
+      <w:pPr>
+        <w:spacing w:line="240" w:lineRule="auto"/>
+      </w:pPr>
+      <w:r>
+        <w:separator/>
+      </w:r>
+    </w:p>
+  </w:footnote>
+  <w:footnote w:type="continuationSeparator" w:id="0">
+    <w:p>
+      <w:pPr>
+        <w:spacing w:line="240" w:lineRule="auto"/>
+      </w:pPr>
+      <w:r>
+        <w:continuationSeparator/>
+      </w:r>
+    </w:p>
+  </w:footnote>
+</w:footnotes>
+</file>
+
 <file path=word/header1.xml><?xml version="1.0" encoding="utf-8"?>
-<w:hdr xmlns:mc="http://schemas.openxmlformats.org/markup-compatibility/2006" xmlns:o="urn:schemas-microsoft-com:office:office" xmlns:r="http://schemas.openxmlformats.org/officeDocument/2006/relationships" xmlns:m="http://schemas.openxmlformats.org/officeDocument/2006/math" xmlns:v="urn:schemas-microsoft-com:vml" xmlns:wp="http://schemas.openxmlformats.org/drawingml/2006/wordprocessingDrawing" xmlns:w10="urn:schemas-microsoft-com:office:word" xmlns:w="http://schemas.openxmlformats.org/wordprocessingml/2006/main" xmlns:wne="http://schemas.microsoft.com/office/word/2006/wordml" xmlns:sl="http://schemas.openxmlformats.org/schemaLibrary/2006/main" xmlns:a="http://schemas.openxmlformats.org/drawingml/2006/main" xmlns:pic="http://schemas.openxmlformats.org/drawingml/2006/picture" xmlns:c="http://schemas.openxmlformats.org/drawingml/2006/chart" xmlns:lc="http://schemas.openxmlformats.org/drawingml/2006/lockedCanvas" xmlns:dgm="http://schemas.openxmlformats.org/drawingml/2006/diagram" xmlns:wps="http://schemas.microsoft.com/office/word/2010/wordprocessingShape" xmlns:wpg="http://schemas.microsoft.com/office/word/2010/wordprocessingGroup" xmlns:w14="http://schemas.microsoft.com/office/word/2010/wordml" xmlns:w15="http://schemas.microsoft.com/office/word/2012/wordml" xmlns:w16="http://schemas.microsoft.com/office/word/2018/wordml" xmlns:w16cex="http://schemas.microsoft.com/office/word/2018/wordml/cex" xmlns:w16cid="http://schemas.microsoft.com/office/word/2016/wordml/cid" xmlns="http://schemas.microsoft.com/office/tasks/2019/documenttasks" xmlns:cr="http://schemas.microsoft.com/office/comments/2020/reactions">
-  <w:p>
-    <w:pPr>
-      <w:rPr/>
-    </w:pPr>
-    <w:r>
-      <w:rPr>
-        <w:rtl w:val="0"/>
-      </w:rPr>
-    </w:r>
-  </w:p>
+<w:hdr xmlns:wpc="http://schemas.microsoft.com/office/word/2010/wordprocessingCanvas" xmlns:cx="http://schemas.microsoft.com/office/drawing/2014/chartex" xmlns:cx1="http://schemas.microsoft.com/office/drawing/2015/9/8/chartex" xmlns:mc="http://schemas.openxmlformats.org/markup-compatibility/2006" xmlns:o="urn:schemas-microsoft-com:office:office" xmlns:r="http://schemas.openxmlformats.org/officeDocument/2006/relationships" xmlns:m="http://schemas.openxmlformats.org/officeDocument/2006/math" xmlns:v="urn:schemas-microsoft-com:vml" xmlns:wp14="http://schemas.microsoft.com/office/word/2010/wordprocessingDrawing" xmlns:wp="http://schemas.openxmlformats.org/drawingml/2006/wordprocessingDrawing" xmlns:w10="urn:schemas-microsoft-com:office:word" xmlns:w="http://schemas.openxmlformats.org/wordprocessingml/2006/main" xmlns:w14="http://schemas.microsoft.com/office/word/2010/wordml" xmlns:w15="http://schemas.microsoft.com/office/word/2012/wordml" xmlns:w16se="http://schemas.microsoft.com/office/word/2015/wordml/symex" xmlns:wpg="http://schemas.microsoft.com/office/word/2010/wordprocessingGroup" xmlns:wpi="http://schemas.microsoft.com/office/word/2010/wordprocessingInk" xmlns:wne="http://schemas.microsoft.com/office/word/2006/wordml" xmlns:wps="http://schemas.microsoft.com/office/word/2010/wordprocessingShape" mc:Ignorable="w14 w15 w16se wp14">
+  <w:p/>
 </w:hdr>
 </file>
 
 <file path=word/numbering.xml><?xml version="1.0" encoding="utf-8"?>
-<w:numbering xmlns:mc="http://schemas.openxmlformats.org/markup-compatibility/2006" xmlns:o="urn:schemas-microsoft-com:office:office" xmlns:r="http://schemas.openxmlformats.org/officeDocument/2006/relationships" xmlns:m="http://schemas.openxmlformats.org/officeDocument/2006/math" xmlns:v="urn:schemas-microsoft-com:vml" xmlns:wp="http://schemas.openxmlformats.org/drawingml/2006/wordprocessingDrawing" xmlns:w10="urn:schemas-microsoft-com:office:word" xmlns:w="http://schemas.openxmlformats.org/wordprocessingml/2006/main" xmlns:wne="http://schemas.microsoft.com/office/word/2006/wordml" xmlns:sl="http://schemas.openxmlformats.org/schemaLibrary/2006/main" xmlns:a="http://schemas.openxmlformats.org/drawingml/2006/main" xmlns:pic="http://schemas.openxmlformats.org/drawingml/2006/picture" xmlns:c="http://schemas.openxmlformats.org/drawingml/2006/chart" xmlns:lc="http://schemas.openxmlformats.org/drawingml/2006/lockedCanvas" xmlns:dgm="http://schemas.openxmlformats.org/drawingml/2006/diagram" xmlns:wps="http://schemas.microsoft.com/office/word/2010/wordprocessingShape" xmlns:wpg="http://schemas.microsoft.com/office/word/2010/wordprocessingGroup" xmlns:w14="http://schemas.microsoft.com/office/word/2010/wordml" xmlns:w15="http://schemas.microsoft.com/office/word/2012/wordml" xmlns:w16="http://schemas.microsoft.com/office/word/2018/wordml" xmlns:w16cex="http://schemas.microsoft.com/office/word/2018/wordml/cex" xmlns:w16cid="http://schemas.microsoft.com/office/word/2016/wordml/cid" xmlns="http://schemas.microsoft.com/office/tasks/2019/documenttasks" xmlns:cr="http://schemas.microsoft.com/office/comments/2020/reactions">
-  <w:abstractNum w:abstractNumId="1">
+<w:numbering xmlns:wpc="http://schemas.microsoft.com/office/word/2010/wordprocessingCanvas" xmlns:cx="http://schemas.microsoft.com/office/drawing/2014/chartex" xmlns:cx1="http://schemas.microsoft.com/office/drawing/2015/9/8/chartex" xmlns:mc="http://schemas.openxmlformats.org/markup-compatibility/2006" xmlns:o="urn:schemas-microsoft-com:office:office" xmlns:r="http://schemas.openxmlformats.org/officeDocument/2006/relationships" xmlns:m="http://schemas.openxmlformats.org/officeDocument/2006/math" xmlns:v="urn:schemas-microsoft-com:vml" xmlns:wp14="http://schemas.microsoft.com/office/word/2010/wordprocessingDrawing" xmlns:wp="http://schemas.openxmlformats.org/drawingml/2006/wordprocessingDrawing" xmlns:w10="urn:schemas-microsoft-com:office:word" xmlns:w="http://schemas.openxmlformats.org/wordprocessingml/2006/main" xmlns:w14="http://schemas.microsoft.com/office/word/2010/wordml" xmlns:w15="http://schemas.microsoft.com/office/word/2012/wordml" xmlns:w16se="http://schemas.microsoft.com/office/word/2015/wordml/symex" xmlns:wpg="http://schemas.microsoft.com/office/word/2010/wordprocessingGroup" xmlns:wpi="http://schemas.microsoft.com/office/word/2010/wordprocessingInk" xmlns:wne="http://schemas.microsoft.com/office/word/2006/wordml" xmlns:wps="http://schemas.microsoft.com/office/word/2010/wordprocessingShape" mc:Ignorable="w14 w15 w16se wp14">
+  <w:abstractNum w:abstractNumId="0" w15:restartNumberingAfterBreak="0">
+    <w:nsid w:val="341128EE"/>
+    <w:multiLevelType w:val="multilevel"/>
+    <w:tmpl w:val="DFE63E32"/>
+    <w:lvl w:ilvl="0">
+      <w:start w:val="1"/>
+      <w:numFmt w:val="decimal"/>
+      <w:lvlText w:val="%1."/>
+      <w:lvlJc w:val="left"/>
+      <w:pPr>
+        <w:ind w:left="720" w:hanging="360"/>
+      </w:pPr>
+      <w:rPr>
+        <w:u w:val="none"/>
+      </w:rPr>
+    </w:lvl>
+    <w:lvl w:ilvl="1">
+      <w:start w:val="1"/>
+      <w:numFmt w:val="lowerLetter"/>
+      <w:lvlText w:val="%2."/>
+      <w:lvlJc w:val="left"/>
+      <w:pPr>
+        <w:ind w:left="1440" w:hanging="360"/>
+      </w:pPr>
+      <w:rPr>
+        <w:u w:val="none"/>
+      </w:rPr>
+    </w:lvl>
+    <w:lvl w:ilvl="2">
+      <w:start w:val="1"/>
+      <w:numFmt w:val="lowerRoman"/>
+      <w:lvlText w:val="%3."/>
+      <w:lvlJc w:val="right"/>
+      <w:pPr>
+        <w:ind w:left="2160" w:hanging="360"/>
+      </w:pPr>
+      <w:rPr>
+        <w:u w:val="none"/>
+      </w:rPr>
+    </w:lvl>
+    <w:lvl w:ilvl="3">
+      <w:start w:val="1"/>
+      <w:numFmt w:val="decimal"/>
+      <w:lvlText w:val="%4."/>
+      <w:lvlJc w:val="left"/>
+      <w:pPr>
+        <w:ind w:left="2880" w:hanging="360"/>
+      </w:pPr>
+      <w:rPr>
+        <w:u w:val="none"/>
+      </w:rPr>
+    </w:lvl>
+    <w:lvl w:ilvl="4">
+      <w:start w:val="1"/>
+      <w:numFmt w:val="lowerLetter"/>
+      <w:lvlText w:val="%5."/>
+      <w:lvlJc w:val="left"/>
+      <w:pPr>
+        <w:ind w:left="3600" w:hanging="360"/>
+      </w:pPr>
+      <w:rPr>
+        <w:u w:val="none"/>
+      </w:rPr>
+    </w:lvl>
+    <w:lvl w:ilvl="5">
+      <w:start w:val="1"/>
+      <w:numFmt w:val="lowerRoman"/>
+      <w:lvlText w:val="%6."/>
+      <w:lvlJc w:val="right"/>
+      <w:pPr>
+        <w:ind w:left="4320" w:hanging="360"/>
+      </w:pPr>
+      <w:rPr>
+        <w:u w:val="none"/>
+      </w:rPr>
+    </w:lvl>
+    <w:lvl w:ilvl="6">
+      <w:start w:val="1"/>
+      <w:numFmt w:val="decimal"/>
+      <w:lvlText w:val="%7."/>
+      <w:lvlJc w:val="left"/>
+      <w:pPr>
+        <w:ind w:left="5040" w:hanging="360"/>
+      </w:pPr>
+      <w:rPr>
+        <w:u w:val="none"/>
+      </w:rPr>
+    </w:lvl>
+    <w:lvl w:ilvl="7">
+      <w:start w:val="1"/>
+      <w:numFmt w:val="lowerLetter"/>
+      <w:lvlText w:val="%8."/>
+      <w:lvlJc w:val="left"/>
+      <w:pPr>
+        <w:ind w:left="5760" w:hanging="360"/>
+      </w:pPr>
+      <w:rPr>
+        <w:u w:val="none"/>
+      </w:rPr>
+    </w:lvl>
+    <w:lvl w:ilvl="8">
+      <w:start w:val="1"/>
+      <w:numFmt w:val="lowerRoman"/>
+      <w:lvlText w:val="%9."/>
+      <w:lvlJc w:val="right"/>
+      <w:pPr>
+        <w:ind w:left="6480" w:hanging="360"/>
+      </w:pPr>
+      <w:rPr>
+        <w:u w:val="none"/>
+      </w:rPr>
+    </w:lvl>
+  </w:abstractNum>
+  <w:abstractNum w:abstractNumId="1" w15:restartNumberingAfterBreak="0">
+    <w:nsid w:val="73B072F9"/>
+    <w:multiLevelType w:val="multilevel"/>
+    <w:tmpl w:val="1D4E7DB8"/>
     <w:lvl w:ilvl="0">
       <w:start w:val="1"/>
       <w:numFmt w:val="bullet"/>
@@ -689,134 +885,24 @@
       </w:rPr>
     </w:lvl>
   </w:abstractNum>
-  <w:abstractNum w:abstractNumId="2">
-    <w:lvl w:ilvl="0">
-      <w:start w:val="1"/>
-      <w:numFmt w:val="decimal"/>
-      <w:lvlText w:val="%1."/>
-      <w:lvlJc w:val="left"/>
-      <w:pPr>
-        <w:ind w:left="720" w:hanging="360"/>
-      </w:pPr>
-      <w:rPr>
-        <w:u w:val="none"/>
-      </w:rPr>
-    </w:lvl>
-    <w:lvl w:ilvl="1">
-      <w:start w:val="1"/>
-      <w:numFmt w:val="lowerLetter"/>
-      <w:lvlText w:val="%2."/>
-      <w:lvlJc w:val="left"/>
-      <w:pPr>
-        <w:ind w:left="1440" w:hanging="360"/>
-      </w:pPr>
-      <w:rPr>
-        <w:u w:val="none"/>
-      </w:rPr>
-    </w:lvl>
-    <w:lvl w:ilvl="2">
-      <w:start w:val="1"/>
-      <w:numFmt w:val="lowerRoman"/>
-      <w:lvlText w:val="%3."/>
-      <w:lvlJc w:val="right"/>
-      <w:pPr>
-        <w:ind w:left="2160" w:hanging="360"/>
-      </w:pPr>
-      <w:rPr>
-        <w:u w:val="none"/>
-      </w:rPr>
-    </w:lvl>
-    <w:lvl w:ilvl="3">
-      <w:start w:val="1"/>
-      <w:numFmt w:val="decimal"/>
-      <w:lvlText w:val="%4."/>
-      <w:lvlJc w:val="left"/>
-      <w:pPr>
-        <w:ind w:left="2880" w:hanging="360"/>
-      </w:pPr>
-      <w:rPr>
-        <w:u w:val="none"/>
-      </w:rPr>
-    </w:lvl>
-    <w:lvl w:ilvl="4">
-      <w:start w:val="1"/>
-      <w:numFmt w:val="lowerLetter"/>
-      <w:lvlText w:val="%5."/>
-      <w:lvlJc w:val="left"/>
-      <w:pPr>
-        <w:ind w:left="3600" w:hanging="360"/>
-      </w:pPr>
-      <w:rPr>
-        <w:u w:val="none"/>
-      </w:rPr>
-    </w:lvl>
-    <w:lvl w:ilvl="5">
-      <w:start w:val="1"/>
-      <w:numFmt w:val="lowerRoman"/>
-      <w:lvlText w:val="%6."/>
-      <w:lvlJc w:val="right"/>
-      <w:pPr>
-        <w:ind w:left="4320" w:hanging="360"/>
-      </w:pPr>
-      <w:rPr>
-        <w:u w:val="none"/>
-      </w:rPr>
-    </w:lvl>
-    <w:lvl w:ilvl="6">
-      <w:start w:val="1"/>
-      <w:numFmt w:val="decimal"/>
-      <w:lvlText w:val="%7."/>
-      <w:lvlJc w:val="left"/>
-      <w:pPr>
-        <w:ind w:left="5040" w:hanging="360"/>
-      </w:pPr>
-      <w:rPr>
-        <w:u w:val="none"/>
-      </w:rPr>
-    </w:lvl>
-    <w:lvl w:ilvl="7">
-      <w:start w:val="1"/>
-      <w:numFmt w:val="lowerLetter"/>
-      <w:lvlText w:val="%8."/>
-      <w:lvlJc w:val="left"/>
-      <w:pPr>
-        <w:ind w:left="5760" w:hanging="360"/>
-      </w:pPr>
-      <w:rPr>
-        <w:u w:val="none"/>
-      </w:rPr>
-    </w:lvl>
-    <w:lvl w:ilvl="8">
-      <w:start w:val="1"/>
-      <w:numFmt w:val="lowerRoman"/>
-      <w:lvlText w:val="%9."/>
-      <w:lvlJc w:val="right"/>
-      <w:pPr>
-        <w:ind w:left="6480" w:hanging="360"/>
-      </w:pPr>
-      <w:rPr>
-        <w:u w:val="none"/>
-      </w:rPr>
-    </w:lvl>
-  </w:abstractNum>
   <w:num w:numId="1">
     <w:abstractNumId w:val="1"/>
   </w:num>
   <w:num w:numId="2">
-    <w:abstractNumId w:val="2"/>
+    <w:abstractNumId w:val="0"/>
   </w:num>
 </w:numbering>
 </file>
 
 <file path=word/styles.xml><?xml version="1.0" encoding="utf-8"?>
-<w:styles xmlns:mc="http://schemas.openxmlformats.org/markup-compatibility/2006" xmlns:o="urn:schemas-microsoft-com:office:office" xmlns:r="http://schemas.openxmlformats.org/officeDocument/2006/relationships" xmlns:m="http://schemas.openxmlformats.org/officeDocument/2006/math" xmlns:v="urn:schemas-microsoft-com:vml" xmlns:wp="http://schemas.openxmlformats.org/drawingml/2006/wordprocessingDrawing" xmlns:w10="urn:schemas-microsoft-com:office:word" xmlns:w="http://schemas.openxmlformats.org/wordprocessingml/2006/main" xmlns:wne="http://schemas.microsoft.com/office/word/2006/wordml" xmlns:sl="http://schemas.openxmlformats.org/schemaLibrary/2006/main" xmlns:a="http://schemas.openxmlformats.org/drawingml/2006/main" xmlns:pic="http://schemas.openxmlformats.org/drawingml/2006/picture" xmlns:c="http://schemas.openxmlformats.org/drawingml/2006/chart" xmlns:lc="http://schemas.openxmlformats.org/drawingml/2006/lockedCanvas" xmlns:dgm="http://schemas.openxmlformats.org/drawingml/2006/diagram" xmlns:wps="http://schemas.microsoft.com/office/word/2010/wordprocessingShape" xmlns:wpg="http://schemas.microsoft.com/office/word/2010/wordprocessingGroup" xmlns:w14="http://schemas.microsoft.com/office/word/2010/wordml" xmlns:w15="http://schemas.microsoft.com/office/word/2012/wordml" xmlns:w16="http://schemas.microsoft.com/office/word/2018/wordml" xmlns:w16cex="http://schemas.microsoft.com/office/word/2018/wordml/cex" xmlns:w16cid="http://schemas.microsoft.com/office/word/2016/wordml/cid" xmlns="http://schemas.microsoft.com/office/tasks/2019/documenttasks" xmlns:cr="http://schemas.microsoft.com/office/comments/2020/reactions">
+<w:styles xmlns:mc="http://schemas.openxmlformats.org/markup-compatibility/2006" xmlns:r="http://schemas.openxmlformats.org/officeDocument/2006/relationships" xmlns:w="http://schemas.openxmlformats.org/wordprocessingml/2006/main" xmlns:w14="http://schemas.microsoft.com/office/word/2010/wordml" xmlns:w15="http://schemas.microsoft.com/office/word/2012/wordml" xmlns:w16se="http://schemas.microsoft.com/office/word/2015/wordml/symex" mc:Ignorable="w14 w15 w16se">
   <w:docDefaults>
     <w:rPrDefault>
       <w:rPr>
-        <w:rFonts w:ascii="Arial" w:cs="Arial" w:eastAsia="Arial" w:hAnsi="Arial"/>
+        <w:rFonts w:ascii="Arial" w:eastAsia="Arial" w:hAnsi="Arial" w:cs="Arial"/>
         <w:sz w:val="22"/>
         <w:szCs w:val="22"/>
-        <w:lang w:val="en"/>
+        <w:lang w:val="en" w:eastAsia="en-US" w:bidi="ar-SA"/>
       </w:rPr>
     </w:rPrDefault>
     <w:pPrDefault>
@@ -825,21 +911,391 @@
       </w:pPr>
     </w:pPrDefault>
   </w:docDefaults>
-  <w:style w:type="paragraph" w:styleId="Normal" w:default="1">
-    <w:name w:val="normal"/>
-  </w:style>
-  <w:style w:type="table" w:styleId="TableNormal" w:default="1">
-    <w:name w:val="TableNormal"/>
+  <w:latentStyles w:defLockedState="0" w:defUIPriority="99" w:defSemiHidden="0" w:defUnhideWhenUsed="0" w:defQFormat="0" w:count="371">
+    <w:lsdException w:name="Normal" w:uiPriority="0" w:qFormat="1"/>
+    <w:lsdException w:name="heading 1" w:uiPriority="9" w:qFormat="1"/>
+    <w:lsdException w:name="heading 2" w:semiHidden="1" w:uiPriority="9" w:unhideWhenUsed="1" w:qFormat="1"/>
+    <w:lsdException w:name="heading 3" w:semiHidden="1" w:uiPriority="9" w:unhideWhenUsed="1" w:qFormat="1"/>
+    <w:lsdException w:name="heading 4" w:semiHidden="1" w:uiPriority="9" w:unhideWhenUsed="1" w:qFormat="1"/>
+    <w:lsdException w:name="heading 5" w:semiHidden="1" w:uiPriority="9" w:unhideWhenUsed="1" w:qFormat="1"/>
+    <w:lsdException w:name="heading 6" w:semiHidden="1" w:uiPriority="9" w:unhideWhenUsed="1" w:qFormat="1"/>
+    <w:lsdException w:name="heading 7" w:semiHidden="1" w:uiPriority="9" w:unhideWhenUsed="1" w:qFormat="1"/>
+    <w:lsdException w:name="heading 8" w:semiHidden="1" w:uiPriority="9" w:unhideWhenUsed="1" w:qFormat="1"/>
+    <w:lsdException w:name="heading 9" w:semiHidden="1" w:uiPriority="9" w:unhideWhenUsed="1" w:qFormat="1"/>
+    <w:lsdException w:name="index 1" w:semiHidden="1" w:unhideWhenUsed="1"/>
+    <w:lsdException w:name="index 2" w:semiHidden="1" w:unhideWhenUsed="1"/>
+    <w:lsdException w:name="index 3" w:semiHidden="1" w:unhideWhenUsed="1"/>
+    <w:lsdException w:name="index 4" w:semiHidden="1" w:unhideWhenUsed="1"/>
+    <w:lsdException w:name="index 5" w:semiHidden="1" w:unhideWhenUsed="1"/>
+    <w:lsdException w:name="index 6" w:semiHidden="1" w:unhideWhenUsed="1"/>
+    <w:lsdException w:name="index 7" w:semiHidden="1" w:unhideWhenUsed="1"/>
+    <w:lsdException w:name="index 8" w:semiHidden="1" w:unhideWhenUsed="1"/>
+    <w:lsdException w:name="index 9" w:semiHidden="1" w:unhideWhenUsed="1"/>
+    <w:lsdException w:name="toc 1" w:semiHidden="1" w:uiPriority="39" w:unhideWhenUsed="1"/>
+    <w:lsdException w:name="toc 2" w:semiHidden="1" w:uiPriority="39" w:unhideWhenUsed="1"/>
+    <w:lsdException w:name="toc 3" w:semiHidden="1" w:uiPriority="39" w:unhideWhenUsed="1"/>
+    <w:lsdException w:name="toc 4" w:semiHidden="1" w:uiPriority="39" w:unhideWhenUsed="1"/>
+    <w:lsdException w:name="toc 5" w:semiHidden="1" w:uiPriority="39" w:unhideWhenUsed="1"/>
+    <w:lsdException w:name="toc 6" w:semiHidden="1" w:uiPriority="39" w:unhideWhenUsed="1"/>
+    <w:lsdException w:name="toc 7" w:semiHidden="1" w:uiPriority="39" w:unhideWhenUsed="1"/>
+    <w:lsdException w:name="toc 8" w:semiHidden="1" w:uiPriority="39" w:unhideWhenUsed="1"/>
+    <w:lsdException w:name="toc 9" w:semiHidden="1" w:uiPriority="39" w:unhideWhenUsed="1"/>
+    <w:lsdException w:name="Normal Indent" w:semiHidden="1" w:unhideWhenUsed="1"/>
+    <w:lsdException w:name="footnote text" w:semiHidden="1" w:unhideWhenUsed="1"/>
+    <w:lsdException w:name="annotation text" w:semiHidden="1" w:unhideWhenUsed="1"/>
+    <w:lsdException w:name="header" w:semiHidden="1" w:unhideWhenUsed="1"/>
+    <w:lsdException w:name="footer" w:semiHidden="1" w:unhideWhenUsed="1"/>
+    <w:lsdException w:name="index heading" w:semiHidden="1" w:unhideWhenUsed="1"/>
+    <w:lsdException w:name="caption" w:semiHidden="1" w:uiPriority="35" w:unhideWhenUsed="1" w:qFormat="1"/>
+    <w:lsdException w:name="table of figures" w:semiHidden="1" w:unhideWhenUsed="1"/>
+    <w:lsdException w:name="envelope address" w:semiHidden="1" w:unhideWhenUsed="1"/>
+    <w:lsdException w:name="envelope return" w:semiHidden="1" w:unhideWhenUsed="1"/>
+    <w:lsdException w:name="footnote reference" w:semiHidden="1" w:unhideWhenUsed="1"/>
+    <w:lsdException w:name="annotation reference" w:semiHidden="1" w:unhideWhenUsed="1"/>
+    <w:lsdException w:name="line number" w:semiHidden="1" w:unhideWhenUsed="1"/>
+    <w:lsdException w:name="page number" w:semiHidden="1" w:unhideWhenUsed="1"/>
+    <w:lsdException w:name="endnote reference" w:semiHidden="1" w:unhideWhenUsed="1"/>
+    <w:lsdException w:name="endnote text" w:semiHidden="1" w:unhideWhenUsed="1"/>
+    <w:lsdException w:name="table of authorities" w:semiHidden="1" w:unhideWhenUsed="1"/>
+    <w:lsdException w:name="macro" w:semiHidden="1" w:unhideWhenUsed="1"/>
+    <w:lsdException w:name="toa heading" w:semiHidden="1" w:unhideWhenUsed="1"/>
+    <w:lsdException w:name="List" w:semiHidden="1" w:unhideWhenUsed="1"/>
+    <w:lsdException w:name="List Bullet" w:semiHidden="1" w:unhideWhenUsed="1"/>
+    <w:lsdException w:name="List Number" w:semiHidden="1" w:unhideWhenUsed="1"/>
+    <w:lsdException w:name="List 2" w:semiHidden="1" w:unhideWhenUsed="1"/>
+    <w:lsdException w:name="List 3" w:semiHidden="1" w:unhideWhenUsed="1"/>
+    <w:lsdException w:name="List 4" w:semiHidden="1" w:unhideWhenUsed="1"/>
+    <w:lsdException w:name="List 5" w:semiHidden="1" w:unhideWhenUsed="1"/>
+    <w:lsdException w:name="List Bullet 2" w:semiHidden="1" w:unhideWhenUsed="1"/>
+    <w:lsdException w:name="List Bullet 3" w:semiHidden="1" w:unhideWhenUsed="1"/>
+    <w:lsdException w:name="List Bullet 4" w:semiHidden="1" w:unhideWhenUsed="1"/>
+    <w:lsdException w:name="List Bullet 5" w:semiHidden="1" w:unhideWhenUsed="1"/>
+    <w:lsdException w:name="List Number 2" w:semiHidden="1" w:unhideWhenUsed="1"/>
+    <w:lsdException w:name="List Number 3" w:semiHidden="1" w:unhideWhenUsed="1"/>
+    <w:lsdException w:name="List Number 4" w:semiHidden="1" w:unhideWhenUsed="1"/>
+    <w:lsdException w:name="List Number 5" w:semiHidden="1" w:unhideWhenUsed="1"/>
+    <w:lsdException w:name="Title" w:uiPriority="10" w:qFormat="1"/>
+    <w:lsdException w:name="Closing" w:semiHidden="1" w:unhideWhenUsed="1"/>
+    <w:lsdException w:name="Signature" w:semiHidden="1" w:unhideWhenUsed="1"/>
+    <w:lsdException w:name="Default Paragraph Font" w:semiHidden="1" w:uiPriority="1" w:unhideWhenUsed="1"/>
+    <w:lsdException w:name="Body Text" w:semiHidden="1" w:unhideWhenUsed="1"/>
+    <w:lsdException w:name="Body Text Indent" w:semiHidden="1" w:unhideWhenUsed="1"/>
+    <w:lsdException w:name="List Continue" w:semiHidden="1" w:unhideWhenUsed="1"/>
+    <w:lsdException w:name="List Continue 2" w:semiHidden="1" w:unhideWhenUsed="1"/>
+    <w:lsdException w:name="List Continue 3" w:semiHidden="1" w:unhideWhenUsed="1"/>
+    <w:lsdException w:name="List Continue 4" w:semiHidden="1" w:unhideWhenUsed="1"/>
+    <w:lsdException w:name="List Continue 5" w:semiHidden="1" w:unhideWhenUsed="1"/>
+    <w:lsdException w:name="Message Header" w:semiHidden="1" w:unhideWhenUsed="1"/>
+    <w:lsdException w:name="Subtitle" w:uiPriority="11" w:qFormat="1"/>
+    <w:lsdException w:name="Salutation" w:semiHidden="1" w:unhideWhenUsed="1"/>
+    <w:lsdException w:name="Date" w:semiHidden="1" w:unhideWhenUsed="1"/>
+    <w:lsdException w:name="Body Text First Indent" w:semiHidden="1" w:unhideWhenUsed="1"/>
+    <w:lsdException w:name="Body Text First Indent 2" w:semiHidden="1" w:unhideWhenUsed="1"/>
+    <w:lsdException w:name="Note Heading" w:semiHidden="1" w:unhideWhenUsed="1"/>
+    <w:lsdException w:name="Body Text 2" w:semiHidden="1" w:unhideWhenUsed="1"/>
+    <w:lsdException w:name="Body Text 3" w:semiHidden="1" w:unhideWhenUsed="1"/>
+    <w:lsdException w:name="Body Text Indent 2" w:semiHidden="1" w:unhideWhenUsed="1"/>
+    <w:lsdException w:name="Body Text Indent 3" w:semiHidden="1" w:unhideWhenUsed="1"/>
+    <w:lsdException w:name="Block Text" w:semiHidden="1" w:unhideWhenUsed="1"/>
+    <w:lsdException w:name="Hyperlink" w:semiHidden="1" w:unhideWhenUsed="1"/>
+    <w:lsdException w:name="FollowedHyperlink" w:semiHidden="1" w:unhideWhenUsed="1"/>
+    <w:lsdException w:name="Strong" w:uiPriority="22" w:qFormat="1"/>
+    <w:lsdException w:name="Emphasis" w:uiPriority="20" w:qFormat="1"/>
+    <w:lsdException w:name="Document Map" w:semiHidden="1" w:unhideWhenUsed="1"/>
+    <w:lsdException w:name="Plain Text" w:semiHidden="1" w:unhideWhenUsed="1"/>
+    <w:lsdException w:name="E-mail Signature" w:semiHidden="1" w:unhideWhenUsed="1"/>
+    <w:lsdException w:name="HTML Top of Form" w:semiHidden="1" w:unhideWhenUsed="1"/>
+    <w:lsdException w:name="HTML Bottom of Form" w:semiHidden="1" w:unhideWhenUsed="1"/>
+    <w:lsdException w:name="Normal (Web)" w:semiHidden="1" w:unhideWhenUsed="1"/>
+    <w:lsdException w:name="HTML Acronym" w:semiHidden="1" w:unhideWhenUsed="1"/>
+    <w:lsdException w:name="HTML Address" w:semiHidden="1" w:unhideWhenUsed="1"/>
+    <w:lsdException w:name="HTML Cite" w:semiHidden="1" w:unhideWhenUsed="1"/>
+    <w:lsdException w:name="HTML Code" w:semiHidden="1" w:unhideWhenUsed="1"/>
+    <w:lsdException w:name="HTML Definition" w:semiHidden="1" w:unhideWhenUsed="1"/>
+    <w:lsdException w:name="HTML Keyboard" w:semiHidden="1" w:unhideWhenUsed="1"/>
+    <w:lsdException w:name="HTML Preformatted" w:semiHidden="1" w:unhideWhenUsed="1"/>
+    <w:lsdException w:name="HTML Sample" w:semiHidden="1" w:unhideWhenUsed="1"/>
+    <w:lsdException w:name="HTML Typewriter" w:semiHidden="1" w:unhideWhenUsed="1"/>
+    <w:lsdException w:name="HTML Variable" w:semiHidden="1" w:unhideWhenUsed="1"/>
+    <w:lsdException w:name="Normal Table" w:semiHidden="1" w:unhideWhenUsed="1"/>
+    <w:lsdException w:name="annotation subject" w:semiHidden="1" w:unhideWhenUsed="1"/>
+    <w:lsdException w:name="No List" w:semiHidden="1" w:unhideWhenUsed="1"/>
+    <w:lsdException w:name="Outline List 1" w:semiHidden="1" w:unhideWhenUsed="1"/>
+    <w:lsdException w:name="Outline List 2" w:semiHidden="1" w:unhideWhenUsed="1"/>
+    <w:lsdException w:name="Outline List 3" w:semiHidden="1" w:unhideWhenUsed="1"/>
+    <w:lsdException w:name="Table Simple 1" w:semiHidden="1" w:unhideWhenUsed="1"/>
+    <w:lsdException w:name="Table Simple 2" w:semiHidden="1" w:unhideWhenUsed="1"/>
+    <w:lsdException w:name="Table Simple 3" w:semiHidden="1" w:unhideWhenUsed="1"/>
+    <w:lsdException w:name="Table Classic 1" w:semiHidden="1" w:unhideWhenUsed="1"/>
+    <w:lsdException w:name="Table Classic 2" w:semiHidden="1" w:unhideWhenUsed="1"/>
+    <w:lsdException w:name="Table Classic 3" w:semiHidden="1" w:unhideWhenUsed="1"/>
+    <w:lsdException w:name="Table Classic 4" w:semiHidden="1" w:unhideWhenUsed="1"/>
+    <w:lsdException w:name="Table Colorful 1" w:semiHidden="1" w:unhideWhenUsed="1"/>
+    <w:lsdException w:name="Table Colorful 2" w:semiHidden="1" w:unhideWhenUsed="1"/>
+    <w:lsdException w:name="Table Colorful 3" w:semiHidden="1" w:unhideWhenUsed="1"/>
+    <w:lsdException w:name="Table Columns 1" w:semiHidden="1" w:unhideWhenUsed="1"/>
+    <w:lsdException w:name="Table Columns 2" w:semiHidden="1" w:unhideWhenUsed="1"/>
+    <w:lsdException w:name="Table Columns 3" w:semiHidden="1" w:unhideWhenUsed="1"/>
+    <w:lsdException w:name="Table Columns 4" w:semiHidden="1" w:unhideWhenUsed="1"/>
+    <w:lsdException w:name="Table Columns 5" w:semiHidden="1" w:unhideWhenUsed="1"/>
+    <w:lsdException w:name="Table Grid 1" w:semiHidden="1" w:unhideWhenUsed="1"/>
+    <w:lsdException w:name="Table Grid 2" w:semiHidden="1" w:unhideWhenUsed="1"/>
+    <w:lsdException w:name="Table Grid 3" w:semiHidden="1" w:unhideWhenUsed="1"/>
+    <w:lsdException w:name="Table Grid 4" w:semiHidden="1" w:unhideWhenUsed="1"/>
+    <w:lsdException w:name="Table Grid 5" w:semiHidden="1" w:unhideWhenUsed="1"/>
+    <w:lsdException w:name="Table Grid 6" w:semiHidden="1" w:unhideWhenUsed="1"/>
+    <w:lsdException w:name="Table Grid 7" w:semiHidden="1" w:unhideWhenUsed="1"/>
+    <w:lsdException w:name="Table Grid 8" w:semiHidden="1" w:unhideWhenUsed="1"/>
+    <w:lsdException w:name="Table List 1" w:semiHidden="1" w:unhideWhenUsed="1"/>
+    <w:lsdException w:name="Table List 2" w:semiHidden="1" w:unhideWhenUsed="1"/>
+    <w:lsdException w:name="Table List 3" w:semiHidden="1" w:unhideWhenUsed="1"/>
+    <w:lsdException w:name="Table List 4" w:semiHidden="1" w:unhideWhenUsed="1"/>
+    <w:lsdException w:name="Table List 5" w:semiHidden="1" w:unhideWhenUsed="1"/>
+    <w:lsdException w:name="Table List 6" w:semiHidden="1" w:unhideWhenUsed="1"/>
+    <w:lsdException w:name="Table List 7" w:semiHidden="1" w:unhideWhenUsed="1"/>
+    <w:lsdException w:name="Table List 8" w:semiHidden="1" w:unhideWhenUsed="1"/>
+    <w:lsdException w:name="Table 3D effects 1" w:semiHidden="1" w:unhideWhenUsed="1"/>
+    <w:lsdException w:name="Table 3D effects 2" w:semiHidden="1" w:unhideWhenUsed="1"/>
+    <w:lsdException w:name="Table 3D effects 3" w:semiHidden="1" w:unhideWhenUsed="1"/>
+    <w:lsdException w:name="Table Contemporary" w:semiHidden="1" w:unhideWhenUsed="1"/>
+    <w:lsdException w:name="Table Elegant" w:semiHidden="1" w:unhideWhenUsed="1"/>
+    <w:lsdException w:name="Table Professional" w:semiHidden="1" w:unhideWhenUsed="1"/>
+    <w:lsdException w:name="Table Subtle 1" w:semiHidden="1" w:unhideWhenUsed="1"/>
+    <w:lsdException w:name="Table Subtle 2" w:semiHidden="1" w:unhideWhenUsed="1"/>
+    <w:lsdException w:name="Table Web 1" w:semiHidden="1" w:unhideWhenUsed="1"/>
+    <w:lsdException w:name="Table Web 2" w:semiHidden="1" w:unhideWhenUsed="1"/>
+    <w:lsdException w:name="Table Web 3" w:semiHidden="1" w:unhideWhenUsed="1"/>
+    <w:lsdException w:name="Balloon Text" w:semiHidden="1" w:unhideWhenUsed="1"/>
+    <w:lsdException w:name="Table Grid" w:uiPriority="39"/>
+    <w:lsdException w:name="Table Theme" w:semiHidden="1" w:unhideWhenUsed="1"/>
+    <w:lsdException w:name="Placeholder Text" w:semiHidden="1"/>
+    <w:lsdException w:name="No Spacing" w:uiPriority="1" w:qFormat="1"/>
+    <w:lsdException w:name="Light Shading" w:uiPriority="60"/>
+    <w:lsdException w:name="Light List" w:uiPriority="61"/>
+    <w:lsdException w:name="Light Grid" w:uiPriority="62"/>
+    <w:lsdException w:name="Medium Shading 1" w:uiPriority="63"/>
+    <w:lsdException w:name="Medium Shading 2" w:uiPriority="64"/>
+    <w:lsdException w:name="Medium List 1" w:uiPriority="65"/>
+    <w:lsdException w:name="Medium List 2" w:uiPriority="66"/>
+    <w:lsdException w:name="Medium Grid 1" w:uiPriority="67"/>
+    <w:lsdException w:name="Medium Grid 2" w:uiPriority="68"/>
+    <w:lsdException w:name="Medium Grid 3" w:uiPriority="69"/>
+    <w:lsdException w:name="Dark List" w:uiPriority="70"/>
+    <w:lsdException w:name="Colorful Shading" w:uiPriority="71"/>
+    <w:lsdException w:name="Colorful List" w:uiPriority="72"/>
+    <w:lsdException w:name="Colorful Grid" w:uiPriority="73"/>
+    <w:lsdException w:name="Light Shading Accent 1" w:uiPriority="60"/>
+    <w:lsdException w:name="Light List Accent 1" w:uiPriority="61"/>
+    <w:lsdException w:name="Light Grid Accent 1" w:uiPriority="62"/>
+    <w:lsdException w:name="Medium Shading 1 Accent 1" w:uiPriority="63"/>
+    <w:lsdException w:name="Medium Shading 2 Accent 1" w:uiPriority="64"/>
+    <w:lsdException w:name="Medium List 1 Accent 1" w:uiPriority="65"/>
+    <w:lsdException w:name="Revision" w:semiHidden="1"/>
+    <w:lsdException w:name="List Paragraph" w:uiPriority="34" w:qFormat="1"/>
+    <w:lsdException w:name="Quote" w:uiPriority="29" w:qFormat="1"/>
+    <w:lsdException w:name="Intense Quote" w:uiPriority="30" w:qFormat="1"/>
+    <w:lsdException w:name="Medium List 2 Accent 1" w:uiPriority="66"/>
+    <w:lsdException w:name="Medium Grid 1 Accent 1" w:uiPriority="67"/>
+    <w:lsdException w:name="Medium Grid 2 Accent 1" w:uiPriority="68"/>
+    <w:lsdException w:name="Medium Grid 3 Accent 1" w:uiPriority="69"/>
+    <w:lsdException w:name="Dark List Accent 1" w:uiPriority="70"/>
+    <w:lsdException w:name="Colorful Shading Accent 1" w:uiPriority="71"/>
+    <w:lsdException w:name="Colorful List Accent 1" w:uiPriority="72"/>
+    <w:lsdException w:name="Colorful Grid Accent 1" w:uiPriority="73"/>
+    <w:lsdException w:name="Light Shading Accent 2" w:uiPriority="60"/>
+    <w:lsdException w:name="Light List Accent 2" w:uiPriority="61"/>
+    <w:lsdException w:name="Light Grid Accent 2" w:uiPriority="62"/>
+    <w:lsdException w:name="Medium Shading 1 Accent 2" w:uiPriority="63"/>
+    <w:lsdException w:name="Medium Shading 2 Accent 2" w:uiPriority="64"/>
+    <w:lsdException w:name="Medium List 1 Accent 2" w:uiPriority="65"/>
+    <w:lsdException w:name="Medium List 2 Accent 2" w:uiPriority="66"/>
+    <w:lsdException w:name="Medium Grid 1 Accent 2" w:uiPriority="67"/>
+    <w:lsdException w:name="Medium Grid 2 Accent 2" w:uiPriority="68"/>
+    <w:lsdException w:name="Medium Grid 3 Accent 2" w:uiPriority="69"/>
+    <w:lsdException w:name="Dark List Accent 2" w:uiPriority="70"/>
+    <w:lsdException w:name="Colorful Shading Accent 2" w:uiPriority="71"/>
+    <w:lsdException w:name="Colorful List Accent 2" w:uiPriority="72"/>
+    <w:lsdException w:name="Colorful Grid Accent 2" w:uiPriority="73"/>
+    <w:lsdException w:name="Light Shading Accent 3" w:uiPriority="60"/>
+    <w:lsdException w:name="Light List Accent 3" w:uiPriority="61"/>
+    <w:lsdException w:name="Light Grid Accent 3" w:uiPriority="62"/>
+    <w:lsdException w:name="Medium Shading 1 Accent 3" w:uiPriority="63"/>
+    <w:lsdException w:name="Medium Shading 2 Accent 3" w:uiPriority="64"/>
+    <w:lsdException w:name="Medium List 1 Accent 3" w:uiPriority="65"/>
+    <w:lsdException w:name="Medium List 2 Accent 3" w:uiPriority="66"/>
+    <w:lsdException w:name="Medium Grid 1 Accent 3" w:uiPriority="67"/>
+    <w:lsdException w:name="Medium Grid 2 Accent 3" w:uiPriority="68"/>
+    <w:lsdException w:name="Medium Grid 3 Accent 3" w:uiPriority="69"/>
+    <w:lsdException w:name="Dark List Accent 3" w:uiPriority="70"/>
+    <w:lsdException w:name="Colorful Shading Accent 3" w:uiPriority="71"/>
+    <w:lsdException w:name="Colorful List Accent 3" w:uiPriority="72"/>
+    <w:lsdException w:name="Colorful Grid Accent 3" w:uiPriority="73"/>
+    <w:lsdException w:name="Light Shading Accent 4" w:uiPriority="60"/>
+    <w:lsdException w:name="Light List Accent 4" w:uiPriority="61"/>
+    <w:lsdException w:name="Light Grid Accent 4" w:uiPriority="62"/>
+    <w:lsdException w:name="Medium Shading 1 Accent 4" w:uiPriority="63"/>
+    <w:lsdException w:name="Medium Shading 2 Accent 4" w:uiPriority="64"/>
+    <w:lsdException w:name="Medium List 1 Accent 4" w:uiPriority="65"/>
+    <w:lsdException w:name="Medium List 2 Accent 4" w:uiPriority="66"/>
+    <w:lsdException w:name="Medium Grid 1 Accent 4" w:uiPriority="67"/>
+    <w:lsdException w:name="Medium Grid 2 Accent 4" w:uiPriority="68"/>
+    <w:lsdException w:name="Medium Grid 3 Accent 4" w:uiPriority="69"/>
+    <w:lsdException w:name="Dark List Accent 4" w:uiPriority="70"/>
+    <w:lsdException w:name="Colorful Shading Accent 4" w:uiPriority="71"/>
+    <w:lsdException w:name="Colorful List Accent 4" w:uiPriority="72"/>
+    <w:lsdException w:name="Colorful Grid Accent 4" w:uiPriority="73"/>
+    <w:lsdException w:name="Light Shading Accent 5" w:uiPriority="60"/>
+    <w:lsdException w:name="Light List Accent 5" w:uiPriority="61"/>
+    <w:lsdException w:name="Light Grid Accent 5" w:uiPriority="62"/>
+    <w:lsdException w:name="Medium Shading 1 Accent 5" w:uiPriority="63"/>
+    <w:lsdException w:name="Medium Shading 2 Accent 5" w:uiPriority="64"/>
+    <w:lsdException w:name="Medium List 1 Accent 5" w:uiPriority="65"/>
+    <w:lsdException w:name="Medium List 2 Accent 5" w:uiPriority="66"/>
+    <w:lsdException w:name="Medium Grid 1 Accent 5" w:uiPriority="67"/>
+    <w:lsdException w:name="Medium Grid 2 Accent 5" w:uiPriority="68"/>
+    <w:lsdException w:name="Medium Grid 3 Accent 5" w:uiPriority="69"/>
+    <w:lsdException w:name="Dark List Accent 5" w:uiPriority="70"/>
+    <w:lsdException w:name="Colorful Shading Accent 5" w:uiPriority="71"/>
+    <w:lsdException w:name="Colorful List Accent 5" w:uiPriority="72"/>
+    <w:lsdException w:name="Colorful Grid Accent 5" w:uiPriority="73"/>
+    <w:lsdException w:name="Light Shading Accent 6" w:uiPriority="60"/>
+    <w:lsdException w:name="Light List Accent 6" w:uiPriority="61"/>
+    <w:lsdException w:name="Light Grid Accent 6" w:uiPriority="62"/>
+    <w:lsdException w:name="Medium Shading 1 Accent 6" w:uiPriority="63"/>
+    <w:lsdException w:name="Medium Shading 2 Accent 6" w:uiPriority="64"/>
+    <w:lsdException w:name="Medium List 1 Accent 6" w:uiPriority="65"/>
+    <w:lsdException w:name="Medium List 2 Accent 6" w:uiPriority="66"/>
+    <w:lsdException w:name="Medium Grid 1 Accent 6" w:uiPriority="67"/>
+    <w:lsdException w:name="Medium Grid 2 Accent 6" w:uiPriority="68"/>
+    <w:lsdException w:name="Medium Grid 3 Accent 6" w:uiPriority="69"/>
+    <w:lsdException w:name="Dark List Accent 6" w:uiPriority="70"/>
+    <w:lsdException w:name="Colorful Shading Accent 6" w:uiPriority="71"/>
+    <w:lsdException w:name="Colorful List Accent 6" w:uiPriority="72"/>
+    <w:lsdException w:name="Colorful Grid Accent 6" w:uiPriority="73"/>
+    <w:lsdException w:name="Subtle Emphasis" w:uiPriority="19" w:qFormat="1"/>
+    <w:lsdException w:name="Intense Emphasis" w:uiPriority="21" w:qFormat="1"/>
+    <w:lsdException w:name="Subtle Reference" w:uiPriority="31" w:qFormat="1"/>
+    <w:lsdException w:name="Intense Reference" w:uiPriority="32" w:qFormat="1"/>
+    <w:lsdException w:name="Book Title" w:uiPriority="33" w:qFormat="1"/>
+    <w:lsdException w:name="Bibliography" w:semiHidden="1" w:uiPriority="37" w:unhideWhenUsed="1"/>
+    <w:lsdException w:name="TOC Heading" w:semiHidden="1" w:uiPriority="39" w:unhideWhenUsed="1" w:qFormat="1"/>
+    <w:lsdException w:name="Plain Table 1" w:uiPriority="41"/>
+    <w:lsdException w:name="Plain Table 2" w:uiPriority="42"/>
+    <w:lsdException w:name="Plain Table 3" w:uiPriority="43"/>
+    <w:lsdException w:name="Plain Table 4" w:uiPriority="44"/>
+    <w:lsdException w:name="Plain Table 5" w:uiPriority="45"/>
+    <w:lsdException w:name="Grid Table Light" w:uiPriority="40"/>
+    <w:lsdException w:name="Grid Table 1 Light" w:uiPriority="46"/>
+    <w:lsdException w:name="Grid Table 2" w:uiPriority="47"/>
+    <w:lsdException w:name="Grid Table 3" w:uiPriority="48"/>
+    <w:lsdException w:name="Grid Table 4" w:uiPriority="49"/>
+    <w:lsdException w:name="Grid Table 5 Dark" w:uiPriority="50"/>
+    <w:lsdException w:name="Grid Table 6 Colorful" w:uiPriority="51"/>
+    <w:lsdException w:name="Grid Table 7 Colorful" w:uiPriority="52"/>
+    <w:lsdException w:name="Grid Table 1 Light Accent 1" w:uiPriority="46"/>
+    <w:lsdException w:name="Grid Table 2 Accent 1" w:uiPriority="47"/>
+    <w:lsdException w:name="Grid Table 3 Accent 1" w:uiPriority="48"/>
+    <w:lsdException w:name="Grid Table 4 Accent 1" w:uiPriority="49"/>
+    <w:lsdException w:name="Grid Table 5 Dark Accent 1" w:uiPriority="50"/>
+    <w:lsdException w:name="Grid Table 6 Colorful Accent 1" w:uiPriority="51"/>
+    <w:lsdException w:name="Grid Table 7 Colorful Accent 1" w:uiPriority="52"/>
+    <w:lsdException w:name="Grid Table 1 Light Accent 2" w:uiPriority="46"/>
+    <w:lsdException w:name="Grid Table 2 Accent 2" w:uiPriority="47"/>
+    <w:lsdException w:name="Grid Table 3 Accent 2" w:uiPriority="48"/>
+    <w:lsdException w:name="Grid Table 4 Accent 2" w:uiPriority="49"/>
+    <w:lsdException w:name="Grid Table 5 Dark Accent 2" w:uiPriority="50"/>
+    <w:lsdException w:name="Grid Table 6 Colorful Accent 2" w:uiPriority="51"/>
+    <w:lsdException w:name="Grid Table 7 Colorful Accent 2" w:uiPriority="52"/>
+    <w:lsdException w:name="Grid Table 1 Light Accent 3" w:uiPriority="46"/>
+    <w:lsdException w:name="Grid Table 2 Accent 3" w:uiPriority="47"/>
+    <w:lsdException w:name="Grid Table 3 Accent 3" w:uiPriority="48"/>
+    <w:lsdException w:name="Grid Table 4 Accent 3" w:uiPriority="49"/>
+    <w:lsdException w:name="Grid Table 5 Dark Accent 3" w:uiPriority="50"/>
+    <w:lsdException w:name="Grid Table 6 Colorful Accent 3" w:uiPriority="51"/>
+    <w:lsdException w:name="Grid Table 7 Colorful Accent 3" w:uiPriority="52"/>
+    <w:lsdException w:name="Grid Table 1 Light Accent 4" w:uiPriority="46"/>
+    <w:lsdException w:name="Grid Table 2 Accent 4" w:uiPriority="47"/>
+    <w:lsdException w:name="Grid Table 3 Accent 4" w:uiPriority="48"/>
+    <w:lsdException w:name="Grid Table 4 Accent 4" w:uiPriority="49"/>
+    <w:lsdException w:name="Grid Table 5 Dark Accent 4" w:uiPriority="50"/>
+    <w:lsdException w:name="Grid Table 6 Colorful Accent 4" w:uiPriority="51"/>
+    <w:lsdException w:name="Grid Table 7 Colorful Accent 4" w:uiPriority="52"/>
+    <w:lsdException w:name="Grid Table 1 Light Accent 5" w:uiPriority="46"/>
+    <w:lsdException w:name="Grid Table 2 Accent 5" w:uiPriority="47"/>
+    <w:lsdException w:name="Grid Table 3 Accent 5" w:uiPriority="48"/>
+    <w:lsdException w:name="Grid Table 4 Accent 5" w:uiPriority="49"/>
+    <w:lsdException w:name="Grid Table 5 Dark Accent 5" w:uiPriority="50"/>
+    <w:lsdException w:name="Grid Table 6 Colorful Accent 5" w:uiPriority="51"/>
+    <w:lsdException w:name="Grid Table 7 Colorful Accent 5" w:uiPriority="52"/>
+    <w:lsdException w:name="Grid Table 1 Light Accent 6" w:uiPriority="46"/>
+    <w:lsdException w:name="Grid Table 2 Accent 6" w:uiPriority="47"/>
+    <w:lsdException w:name="Grid Table 3 Accent 6" w:uiPriority="48"/>
+    <w:lsdException w:name="Grid Table 4 Accent 6" w:uiPriority="49"/>
+    <w:lsdException w:name="Grid Table 5 Dark Accent 6" w:uiPriority="50"/>
+    <w:lsdException w:name="Grid Table 6 Colorful Accent 6" w:uiPriority="51"/>
+    <w:lsdException w:name="Grid Table 7 Colorful Accent 6" w:uiPriority="52"/>
+    <w:lsdException w:name="List Table 1 Light" w:uiPriority="46"/>
+    <w:lsdException w:name="List Table 2" w:uiPriority="47"/>
+    <w:lsdException w:name="List Table 3" w:uiPriority="48"/>
+    <w:lsdException w:name="List Table 4" w:uiPriority="49"/>
+    <w:lsdException w:name="List Table 5 Dark" w:uiPriority="50"/>
+    <w:lsdException w:name="List Table 6 Colorful" w:uiPriority="51"/>
+    <w:lsdException w:name="List Table 7 Colorful" w:uiPriority="52"/>
+    <w:lsdException w:name="List Table 1 Light Accent 1" w:uiPriority="46"/>
+    <w:lsdException w:name="List Table 2 Accent 1" w:uiPriority="47"/>
+    <w:lsdException w:name="List Table 3 Accent 1" w:uiPriority="48"/>
+    <w:lsdException w:name="List Table 4 Accent 1" w:uiPriority="49"/>
+    <w:lsdException w:name="List Table 5 Dark Accent 1" w:uiPriority="50"/>
+    <w:lsdException w:name="List Table 6 Colorful Accent 1" w:uiPriority="51"/>
+    <w:lsdException w:name="List Table 7 Colorful Accent 1" w:uiPriority="52"/>
+    <w:lsdException w:name="List Table 1 Light Accent 2" w:uiPriority="46"/>
+    <w:lsdException w:name="List Table 2 Accent 2" w:uiPriority="47"/>
+    <w:lsdException w:name="List Table 3 Accent 2" w:uiPriority="48"/>
+    <w:lsdException w:name="List Table 4 Accent 2" w:uiPriority="49"/>
+    <w:lsdException w:name="List Table 5 Dark Accent 2" w:uiPriority="50"/>
+    <w:lsdException w:name="List Table 6 Colorful Accent 2" w:uiPriority="51"/>
+    <w:lsdException w:name="List Table 7 Colorful Accent 2" w:uiPriority="52"/>
+    <w:lsdException w:name="List Table 1 Light Accent 3" w:uiPriority="46"/>
+    <w:lsdException w:name="List Table 2 Accent 3" w:uiPriority="47"/>
+    <w:lsdException w:name="List Table 3 Accent 3" w:uiPriority="48"/>
+    <w:lsdException w:name="List Table 4 Accent 3" w:uiPriority="49"/>
+    <w:lsdException w:name="List Table 5 Dark Accent 3" w:uiPriority="50"/>
+    <w:lsdException w:name="List Table 6 Colorful Accent 3" w:uiPriority="51"/>
+    <w:lsdException w:name="List Table 7 Colorful Accent 3" w:uiPriority="52"/>
+    <w:lsdException w:name="List Table 1 Light Accent 4" w:uiPriority="46"/>
+    <w:lsdException w:name="List Table 2 Accent 4" w:uiPriority="47"/>
+    <w:lsdException w:name="List Table 3 Accent 4" w:uiPriority="48"/>
+    <w:lsdException w:name="List Table 4 Accent 4" w:uiPriority="49"/>
+    <w:lsdException w:name="List Table 5 Dark Accent 4" w:uiPriority="50"/>
+    <w:lsdException w:name="List Table 6 Colorful Accent 4" w:uiPriority="51"/>
+    <w:lsdException w:name="List Table 7 Colorful Accent 4" w:uiPriority="52"/>
+    <w:lsdException w:name="List Table 1 Light Accent 5" w:uiPriority="46"/>
+    <w:lsdException w:name="List Table 2 Accent 5" w:uiPriority="47"/>
+    <w:lsdException w:name="List Table 3 Accent 5" w:uiPriority="48"/>
+    <w:lsdException w:name="List Table 4 Accent 5" w:uiPriority="49"/>
+    <w:lsdException w:name="List Table 5 Dark Accent 5" w:uiPriority="50"/>
+    <w:lsdException w:name="List Table 6 Colorful Accent 5" w:uiPriority="51"/>
+    <w:lsdException w:name="List Table 7 Colorful Accent 5" w:uiPriority="52"/>
+    <w:lsdException w:name="List Table 1 Light Accent 6" w:uiPriority="46"/>
+    <w:lsdException w:name="List Table 2 Accent 6" w:uiPriority="47"/>
+    <w:lsdException w:name="List Table 3 Accent 6" w:uiPriority="48"/>
+    <w:lsdException w:name="List Table 4 Accent 6" w:uiPriority="49"/>
+    <w:lsdException w:name="List Table 5 Dark Accent 6" w:uiPriority="50"/>
+    <w:lsdException w:name="List Table 6 Colorful Accent 6" w:uiPriority="51"/>
+    <w:lsdException w:name="List Table 7 Colorful Accent 6" w:uiPriority="52"/>
+  </w:latentStyles>
+  <w:style w:type="paragraph" w:default="1" w:styleId="Normal">
+    <w:name w:val="Normal"/>
   </w:style>
   <w:style w:type="paragraph" w:styleId="Heading1">
     <w:name w:val="heading 1"/>
     <w:basedOn w:val="Normal"/>
     <w:next w:val="Normal"/>
     <w:pPr>
-      <w:keepNext w:val="1"/>
-      <w:keepLines w:val="1"/>
-      <w:pageBreakBefore w:val="0"/>
-      <w:spacing w:after="120" w:before="400" w:lineRule="auto"/>
+      <w:keepNext/>
+      <w:keepLines/>
+      <w:spacing w:before="400" w:after="120"/>
+      <w:outlineLvl w:val="0"/>
     </w:pPr>
     <w:rPr>
       <w:sz w:val="40"/>
@@ -851,13 +1307,12 @@
     <w:basedOn w:val="Normal"/>
     <w:next w:val="Normal"/>
     <w:pPr>
-      <w:keepNext w:val="1"/>
-      <w:keepLines w:val="1"/>
-      <w:pageBreakBefore w:val="0"/>
-      <w:spacing w:after="120" w:before="360" w:lineRule="auto"/>
+      <w:keepNext/>
+      <w:keepLines/>
+      <w:spacing w:before="360" w:after="120"/>
+      <w:outlineLvl w:val="1"/>
     </w:pPr>
     <w:rPr>
-      <w:b w:val="0"/>
       <w:sz w:val="32"/>
       <w:szCs w:val="32"/>
     </w:rPr>
@@ -867,13 +1322,12 @@
     <w:basedOn w:val="Normal"/>
     <w:next w:val="Normal"/>
     <w:pPr>
-      <w:keepNext w:val="1"/>
-      <w:keepLines w:val="1"/>
-      <w:pageBreakBefore w:val="0"/>
-      <w:spacing w:after="80" w:before="320" w:lineRule="auto"/>
+      <w:keepNext/>
+      <w:keepLines/>
+      <w:spacing w:before="320" w:after="80"/>
+      <w:outlineLvl w:val="2"/>
     </w:pPr>
     <w:rPr>
-      <w:b w:val="0"/>
       <w:color w:val="434343"/>
       <w:sz w:val="28"/>
       <w:szCs w:val="28"/>
@@ -884,10 +1338,10 @@
     <w:basedOn w:val="Normal"/>
     <w:next w:val="Normal"/>
     <w:pPr>
-      <w:keepNext w:val="1"/>
-      <w:keepLines w:val="1"/>
-      <w:pageBreakBefore w:val="0"/>
-      <w:spacing w:after="80" w:before="280" w:lineRule="auto"/>
+      <w:keepNext/>
+      <w:keepLines/>
+      <w:spacing w:before="280" w:after="80"/>
+      <w:outlineLvl w:val="3"/>
     </w:pPr>
     <w:rPr>
       <w:color w:val="666666"/>
@@ -900,15 +1354,13 @@
     <w:basedOn w:val="Normal"/>
     <w:next w:val="Normal"/>
     <w:pPr>
-      <w:keepNext w:val="1"/>
-      <w:keepLines w:val="1"/>
-      <w:pageBreakBefore w:val="0"/>
-      <w:spacing w:after="80" w:before="240" w:lineRule="auto"/>
+      <w:keepNext/>
+      <w:keepLines/>
+      <w:spacing w:before="240" w:after="80"/>
+      <w:outlineLvl w:val="4"/>
     </w:pPr>
     <w:rPr>
       <w:color w:val="666666"/>
-      <w:sz w:val="22"/>
-      <w:szCs w:val="22"/>
     </w:rPr>
   </w:style>
   <w:style w:type="paragraph" w:styleId="Heading6">
@@ -916,27 +1368,62 @@
     <w:basedOn w:val="Normal"/>
     <w:next w:val="Normal"/>
     <w:pPr>
-      <w:keepNext w:val="1"/>
-      <w:keepLines w:val="1"/>
-      <w:pageBreakBefore w:val="0"/>
-      <w:spacing w:after="80" w:before="240" w:lineRule="auto"/>
+      <w:keepNext/>
+      <w:keepLines/>
+      <w:spacing w:before="240" w:after="80"/>
+      <w:outlineLvl w:val="5"/>
     </w:pPr>
     <w:rPr>
-      <w:i w:val="1"/>
+      <w:i/>
       <w:color w:val="666666"/>
-      <w:sz w:val="22"/>
-      <w:szCs w:val="22"/>
     </w:rPr>
+  </w:style>
+  <w:style w:type="character" w:default="1" w:styleId="DefaultParagraphFont">
+    <w:name w:val="Default Paragraph Font"/>
+    <w:uiPriority w:val="1"/>
+    <w:semiHidden/>
+    <w:unhideWhenUsed/>
+  </w:style>
+  <w:style w:type="table" w:default="1" w:styleId="TableNormal">
+    <w:name w:val="Normal Table"/>
+    <w:uiPriority w:val="99"/>
+    <w:semiHidden/>
+    <w:unhideWhenUsed/>
+    <w:tblPr>
+      <w:tblInd w:w="0" w:type="dxa"/>
+      <w:tblCellMar>
+        <w:top w:w="0" w:type="dxa"/>
+        <w:left w:w="108" w:type="dxa"/>
+        <w:bottom w:w="0" w:type="dxa"/>
+        <w:right w:w="108" w:type="dxa"/>
+      </w:tblCellMar>
+    </w:tblPr>
+  </w:style>
+  <w:style w:type="numbering" w:default="1" w:styleId="NoList">
+    <w:name w:val="No List"/>
+    <w:uiPriority w:val="99"/>
+    <w:semiHidden/>
+    <w:unhideWhenUsed/>
+  </w:style>
+  <w:style w:type="table" w:customStyle="1" w:styleId="TableNormal0">
+    <w:name w:val="TableNormal"/>
+    <w:tblPr>
+      <w:tblCellMar>
+        <w:top w:w="0" w:type="dxa"/>
+        <w:left w:w="0" w:type="dxa"/>
+        <w:bottom w:w="0" w:type="dxa"/>
+        <w:right w:w="0" w:type="dxa"/>
+      </w:tblCellMar>
+    </w:tblPr>
   </w:style>
   <w:style w:type="paragraph" w:styleId="Title">
     <w:name w:val="Title"/>
     <w:basedOn w:val="Normal"/>
     <w:next w:val="Normal"/>
     <w:pPr>
-      <w:keepNext w:val="1"/>
-      <w:keepLines w:val="1"/>
-      <w:pageBreakBefore w:val="0"/>
-      <w:spacing w:after="60" w:before="0" w:lineRule="auto"/>
+      <w:keepNext/>
+      <w:keepLines/>
+      <w:spacing w:after="60"/>
     </w:pPr>
     <w:rPr>
       <w:sz w:val="52"/>
@@ -948,14 +1435,11 @@
     <w:basedOn w:val="Normal"/>
     <w:next w:val="Normal"/>
     <w:pPr>
-      <w:keepNext w:val="1"/>
-      <w:keepLines w:val="1"/>
-      <w:pageBreakBefore w:val="0"/>
-      <w:spacing w:after="320" w:before="0" w:lineRule="auto"/>
+      <w:keepNext/>
+      <w:keepLines/>
+      <w:spacing w:after="320"/>
     </w:pPr>
     <w:rPr>
-      <w:rFonts w:ascii="Arial" w:cs="Arial" w:eastAsia="Arial" w:hAnsi="Arial"/>
-      <w:i w:val="0"/>
       <w:color w:val="666666"/>
       <w:sz w:val="30"/>
       <w:szCs w:val="30"/>
